--- a/SG1_Server_DB/SG1_Artefacts/SG1_SupplReqs.docx
+++ b/SG1_Server_DB/SG1_Artefacts/SG1_SupplReqs.docx
@@ -2,34 +2,27 @@
 <file path=word/document.xml><?xml version="1.0" encoding="utf-8"?>
 <w:document xmlns:wpc="http://schemas.microsoft.com/office/word/2010/wordprocessingCanvas" xmlns:cx="http://schemas.microsoft.com/office/drawing/2014/chartex" xmlns:cx1="http://schemas.microsoft.com/office/drawing/2015/9/8/chartex" xmlns:cx2="http://schemas.microsoft.com/office/drawing/2015/10/21/chartex" xmlns:cx3="http://schemas.microsoft.com/office/drawing/2016/5/9/chartex" xmlns:cx4="http://schemas.microsoft.com/office/drawing/2016/5/10/chartex" xmlns:cx5="http://schemas.microsoft.com/office/drawing/2016/5/11/chartex" xmlns:cx6="http://schemas.microsoft.com/office/drawing/2016/5/12/chartex" xmlns:cx7="http://schemas.microsoft.com/office/drawing/2016/5/13/chartex" xmlns:cx8="http://schemas.microsoft.com/office/drawing/2016/5/14/chartex" xmlns:mc="http://schemas.openxmlformats.org/markup-compatibility/2006" xmlns:aink="http://schemas.microsoft.com/office/drawing/2016/ink" xmlns:am3d="http://schemas.microsoft.com/office/drawing/2017/model3d" xmlns:o="urn:schemas-microsoft-com:office:office" xmlns:oel="http://schemas.microsoft.com/office/2019/extlst" xmlns:r="http://schemas.openxmlformats.org/officeDocument/2006/relationships" xmlns:m="http://schemas.openxmlformats.org/officeDocument/2006/math" xmlns:v="urn:schemas-microsoft-com:vml" xmlns:wp14="http://schemas.microsoft.com/office/word/2010/wordprocessingDrawing" xmlns:wp="http://schemas.openxmlformats.org/drawingml/2006/wordprocessingDrawing" xmlns:w10="urn:schemas-microsoft-com:office:word" xmlns:w="http://schemas.openxmlformats.org/wordprocessingml/2006/main" xmlns:w14="http://schemas.microsoft.com/office/word/2010/wordml" xmlns:w15="http://schemas.microsoft.com/office/word/2012/wordml" xmlns:w16cex="http://schemas.microsoft.com/office/word/2018/wordml/cex" xmlns:w16cid="http://schemas.microsoft.com/office/word/2016/wordml/cid" xmlns:w16="http://schemas.microsoft.com/office/word/2018/wordml" xmlns:w16du="http://schemas.microsoft.com/office/word/2023/wordml/word16du" xmlns:w16sdtdh="http://schemas.microsoft.com/office/word/2020/wordml/sdtdatahash" xmlns:w16sdtfl="http://schemas.microsoft.com/office/word/2024/wordml/sdtformatlock" xmlns:w16se="http://schemas.microsoft.com/office/word/2015/wordml/symex" xmlns:wpg="http://schemas.microsoft.com/office/word/2010/wordprocessingGroup" xmlns:wpi="http://schemas.microsoft.com/office/word/2010/wordprocessingInk" xmlns:wne="http://schemas.microsoft.com/office/word/2006/wordml" xmlns:wps="http://schemas.microsoft.com/office/word/2010/wordprocessingShape" mc:Ignorable="w14 w15 w16se w16cid w16 w16cex w16sdtdh w16sdtfl w16du wp14">
   <w:body>
-    <w:p>
-      <w:pPr>
-        <w:spacing w:after="240"/>
-      </w:pPr>
-      <w:r>
-        <w:rPr>
-          <w:b/>
-          <w:bCs/>
-          <w:sz w:val="32"/>
-          <w:szCs w:val="32"/>
-        </w:rPr>
-        <w:t>Table of Contents</w:t>
-      </w:r>
-    </w:p>
     <w:sdt>
       <w:sdtPr>
         <w:alias w:val="Table of Contents"/>
-        <w:id w:val="2076156109"/>
+        <w:tag w:val="Table of Contents"/>
+        <w:id w:val="225878858"/>
       </w:sdtPr>
+      <w:sdtEndPr>
+        <w:rPr>
+          <w:bCs/>
+          <w:color w:val="2E4057"/>
+          <w:sz w:val="28"/>
+          <w:szCs w:val="36"/>
+        </w:rPr>
+      </w:sdtEndPr>
       <w:sdtContent>
         <w:p>
           <w:pPr>
             <w:pStyle w:val="TOC1"/>
-            <w:tabs>
-              <w:tab w:val="right" w:leader="dot" w:pos="9016"/>
-            </w:tabs>
             <w:rPr>
               <w:rFonts w:asciiTheme="minorHAnsi" w:eastAsiaTheme="minorEastAsia" w:hAnsiTheme="minorHAnsi" w:cstheme="minorBidi"/>
+              <w:b w:val="0"/>
               <w:noProof/>
               <w:kern w:val="2"/>
               <w:sz w:val="24"/>
@@ -41,12 +34,12 @@
             <w:fldChar w:fldCharType="begin"/>
           </w:r>
           <w:r>
-            <w:instrText>TOC \h \o "1-3"</w:instrText>
+            <w:instrText xml:space="preserve"> TOC \o "1-3" \h \z \u </w:instrText>
           </w:r>
           <w:r>
             <w:fldChar w:fldCharType="separate"/>
           </w:r>
-          <w:hyperlink w:anchor="_Toc229155949" w:history="1">
+          <w:hyperlink w:anchor="_Toc230551554" w:history="1">
             <w:r>
               <w:rPr>
                 <w:rStyle w:val="Hyperlink"/>
@@ -57,41 +50,48 @@
             <w:r>
               <w:rPr>
                 <w:noProof/>
+                <w:webHidden/>
               </w:rPr>
               <w:tab/>
             </w:r>
             <w:r>
               <w:rPr>
                 <w:noProof/>
+                <w:webHidden/>
               </w:rPr>
               <w:fldChar w:fldCharType="begin"/>
             </w:r>
             <w:r>
               <w:rPr>
                 <w:noProof/>
-              </w:rPr>
-              <w:instrText xml:space="preserve"> PAGEREF _Toc229155949 \h </w:instrText>
-            </w:r>
-            <w:r>
-              <w:rPr>
-                <w:noProof/>
-              </w:rPr>
-            </w:r>
-            <w:r>
-              <w:rPr>
-                <w:noProof/>
+                <w:webHidden/>
+              </w:rPr>
+              <w:instrText xml:space="preserve"> PAGEREF _Toc230551554 \h </w:instrText>
+            </w:r>
+            <w:r>
+              <w:rPr>
+                <w:noProof/>
+                <w:webHidden/>
+              </w:rPr>
+            </w:r>
+            <w:r>
+              <w:rPr>
+                <w:noProof/>
+                <w:webHidden/>
               </w:rPr>
               <w:fldChar w:fldCharType="separate"/>
             </w:r>
             <w:r>
               <w:rPr>
                 <w:noProof/>
+                <w:webHidden/>
               </w:rPr>
               <w:t>2</w:t>
             </w:r>
             <w:r>
               <w:rPr>
                 <w:noProof/>
+                <w:webHidden/>
               </w:rPr>
               <w:fldChar w:fldCharType="end"/>
             </w:r>
@@ -100,9 +100,77 @@
         <w:p>
           <w:pPr>
             <w:pStyle w:val="TOC1"/>
-            <w:tabs>
-              <w:tab w:val="right" w:leader="dot" w:pos="9016"/>
-            </w:tabs>
+            <w:rPr>
+              <w:rFonts w:asciiTheme="minorHAnsi" w:eastAsiaTheme="minorEastAsia" w:hAnsiTheme="minorHAnsi" w:cstheme="minorBidi"/>
+              <w:b w:val="0"/>
+              <w:noProof/>
+              <w:kern w:val="2"/>
+              <w:sz w:val="24"/>
+              <w:szCs w:val="24"/>
+              <w14:ligatures w14:val="standardContextual"/>
+            </w:rPr>
+          </w:pPr>
+          <w:hyperlink w:anchor="_Toc230551555" w:history="1">
+            <w:r>
+              <w:rPr>
+                <w:rStyle w:val="Hyperlink"/>
+                <w:noProof/>
+              </w:rPr>
+              <w:t>Interactive House</w:t>
+            </w:r>
+            <w:r>
+              <w:rPr>
+                <w:noProof/>
+                <w:webHidden/>
+              </w:rPr>
+              <w:tab/>
+            </w:r>
+            <w:r>
+              <w:rPr>
+                <w:noProof/>
+                <w:webHidden/>
+              </w:rPr>
+              <w:fldChar w:fldCharType="begin"/>
+            </w:r>
+            <w:r>
+              <w:rPr>
+                <w:noProof/>
+                <w:webHidden/>
+              </w:rPr>
+              <w:instrText xml:space="preserve"> PAGEREF _Toc230551555 \h </w:instrText>
+            </w:r>
+            <w:r>
+              <w:rPr>
+                <w:noProof/>
+                <w:webHidden/>
+              </w:rPr>
+            </w:r>
+            <w:r>
+              <w:rPr>
+                <w:noProof/>
+                <w:webHidden/>
+              </w:rPr>
+              <w:fldChar w:fldCharType="separate"/>
+            </w:r>
+            <w:r>
+              <w:rPr>
+                <w:noProof/>
+                <w:webHidden/>
+              </w:rPr>
+              <w:t>2</w:t>
+            </w:r>
+            <w:r>
+              <w:rPr>
+                <w:noProof/>
+                <w:webHidden/>
+              </w:rPr>
+              <w:fldChar w:fldCharType="end"/>
+            </w:r>
+          </w:hyperlink>
+        </w:p>
+        <w:p>
+          <w:pPr>
+            <w:pStyle w:val="TOC2"/>
             <w:rPr>
               <w:rFonts w:asciiTheme="minorHAnsi" w:eastAsiaTheme="minorEastAsia" w:hAnsiTheme="minorHAnsi" w:cstheme="minorBidi"/>
               <w:noProof/>
@@ -112,52 +180,59 @@
               <w14:ligatures w14:val="standardContextual"/>
             </w:rPr>
           </w:pPr>
-          <w:hyperlink w:anchor="_Toc229155950" w:history="1">
+          <w:hyperlink w:anchor="_Toc230551556" w:history="1">
             <w:r>
               <w:rPr>
                 <w:rStyle w:val="Hyperlink"/>
                 <w:noProof/>
               </w:rPr>
-              <w:t>Interactive House</w:t>
-            </w:r>
-            <w:r>
-              <w:rPr>
-                <w:noProof/>
+              <w:t>Revision History</w:t>
+            </w:r>
+            <w:r>
+              <w:rPr>
+                <w:noProof/>
+                <w:webHidden/>
               </w:rPr>
               <w:tab/>
             </w:r>
             <w:r>
               <w:rPr>
                 <w:noProof/>
+                <w:webHidden/>
               </w:rPr>
               <w:fldChar w:fldCharType="begin"/>
             </w:r>
             <w:r>
               <w:rPr>
                 <w:noProof/>
-              </w:rPr>
-              <w:instrText xml:space="preserve"> PAGEREF _Toc229155950 \h </w:instrText>
-            </w:r>
-            <w:r>
-              <w:rPr>
-                <w:noProof/>
-              </w:rPr>
-            </w:r>
-            <w:r>
-              <w:rPr>
-                <w:noProof/>
+                <w:webHidden/>
+              </w:rPr>
+              <w:instrText xml:space="preserve"> PAGEREF _Toc230551556 \h </w:instrText>
+            </w:r>
+            <w:r>
+              <w:rPr>
+                <w:noProof/>
+                <w:webHidden/>
+              </w:rPr>
+            </w:r>
+            <w:r>
+              <w:rPr>
+                <w:noProof/>
+                <w:webHidden/>
               </w:rPr>
               <w:fldChar w:fldCharType="separate"/>
             </w:r>
             <w:r>
               <w:rPr>
                 <w:noProof/>
+                <w:webHidden/>
               </w:rPr>
               <w:t>2</w:t>
             </w:r>
             <w:r>
               <w:rPr>
                 <w:noProof/>
+                <w:webHidden/>
               </w:rPr>
               <w:fldChar w:fldCharType="end"/>
             </w:r>
@@ -166,9 +241,6 @@
         <w:p>
           <w:pPr>
             <w:pStyle w:val="TOC2"/>
-            <w:tabs>
-              <w:tab w:val="right" w:leader="dot" w:pos="9016"/>
-            </w:tabs>
             <w:rPr>
               <w:rFonts w:asciiTheme="minorHAnsi" w:eastAsiaTheme="minorEastAsia" w:hAnsiTheme="minorHAnsi" w:cstheme="minorBidi"/>
               <w:noProof/>
@@ -178,52 +250,59 @@
               <w14:ligatures w14:val="standardContextual"/>
             </w:rPr>
           </w:pPr>
-          <w:hyperlink w:anchor="_Toc229155951" w:history="1">
+          <w:hyperlink w:anchor="_Toc230551557" w:history="1">
             <w:r>
               <w:rPr>
                 <w:rStyle w:val="Hyperlink"/>
                 <w:noProof/>
               </w:rPr>
-              <w:t>Revision History</w:t>
-            </w:r>
-            <w:r>
-              <w:rPr>
-                <w:noProof/>
+              <w:t>Color Code Legend</w:t>
+            </w:r>
+            <w:r>
+              <w:rPr>
+                <w:noProof/>
+                <w:webHidden/>
               </w:rPr>
               <w:tab/>
             </w:r>
             <w:r>
               <w:rPr>
                 <w:noProof/>
+                <w:webHidden/>
               </w:rPr>
               <w:fldChar w:fldCharType="begin"/>
             </w:r>
             <w:r>
               <w:rPr>
                 <w:noProof/>
-              </w:rPr>
-              <w:instrText xml:space="preserve"> PAGEREF _Toc229155951 \h </w:instrText>
-            </w:r>
-            <w:r>
-              <w:rPr>
-                <w:noProof/>
-              </w:rPr>
-            </w:r>
-            <w:r>
-              <w:rPr>
-                <w:noProof/>
+                <w:webHidden/>
+              </w:rPr>
+              <w:instrText xml:space="preserve"> PAGEREF _Toc230551557 \h </w:instrText>
+            </w:r>
+            <w:r>
+              <w:rPr>
+                <w:noProof/>
+                <w:webHidden/>
+              </w:rPr>
+            </w:r>
+            <w:r>
+              <w:rPr>
+                <w:noProof/>
+                <w:webHidden/>
               </w:rPr>
               <w:fldChar w:fldCharType="separate"/>
             </w:r>
             <w:r>
               <w:rPr>
                 <w:noProof/>
+                <w:webHidden/>
               </w:rPr>
               <w:t>2</w:t>
             </w:r>
             <w:r>
               <w:rPr>
                 <w:noProof/>
+                <w:webHidden/>
               </w:rPr>
               <w:fldChar w:fldCharType="end"/>
             </w:r>
@@ -232,9 +311,6 @@
         <w:p>
           <w:pPr>
             <w:pStyle w:val="TOC2"/>
-            <w:tabs>
-              <w:tab w:val="right" w:leader="dot" w:pos="9016"/>
-            </w:tabs>
             <w:rPr>
               <w:rFonts w:asciiTheme="minorHAnsi" w:eastAsiaTheme="minorEastAsia" w:hAnsiTheme="minorHAnsi" w:cstheme="minorBidi"/>
               <w:noProof/>
@@ -244,7 +320,7 @@
               <w14:ligatures w14:val="standardContextual"/>
             </w:rPr>
           </w:pPr>
-          <w:hyperlink w:anchor="_Toc229155952" w:history="1">
+          <w:hyperlink w:anchor="_Toc230551558" w:history="1">
             <w:r>
               <w:rPr>
                 <w:rStyle w:val="Hyperlink"/>
@@ -255,41 +331,48 @@
             <w:r>
               <w:rPr>
                 <w:noProof/>
+                <w:webHidden/>
               </w:rPr>
               <w:tab/>
             </w:r>
             <w:r>
               <w:rPr>
                 <w:noProof/>
+                <w:webHidden/>
               </w:rPr>
               <w:fldChar w:fldCharType="begin"/>
             </w:r>
             <w:r>
               <w:rPr>
                 <w:noProof/>
-              </w:rPr>
-              <w:instrText xml:space="preserve"> PAGEREF _Toc229155952 \h </w:instrText>
-            </w:r>
-            <w:r>
-              <w:rPr>
-                <w:noProof/>
-              </w:rPr>
-            </w:r>
-            <w:r>
-              <w:rPr>
-                <w:noProof/>
+                <w:webHidden/>
+              </w:rPr>
+              <w:instrText xml:space="preserve"> PAGEREF _Toc230551558 \h </w:instrText>
+            </w:r>
+            <w:r>
+              <w:rPr>
+                <w:noProof/>
+                <w:webHidden/>
+              </w:rPr>
+            </w:r>
+            <w:r>
+              <w:rPr>
+                <w:noProof/>
+                <w:webHidden/>
               </w:rPr>
               <w:fldChar w:fldCharType="separate"/>
             </w:r>
             <w:r>
               <w:rPr>
                 <w:noProof/>
+                <w:webHidden/>
               </w:rPr>
               <w:t>2</w:t>
             </w:r>
             <w:r>
               <w:rPr>
                 <w:noProof/>
+                <w:webHidden/>
               </w:rPr>
               <w:fldChar w:fldCharType="end"/>
             </w:r>
@@ -298,9 +381,6 @@
         <w:p>
           <w:pPr>
             <w:pStyle w:val="TOC2"/>
-            <w:tabs>
-              <w:tab w:val="right" w:leader="dot" w:pos="9016"/>
-            </w:tabs>
             <w:rPr>
               <w:rFonts w:asciiTheme="minorHAnsi" w:eastAsiaTheme="minorEastAsia" w:hAnsiTheme="minorHAnsi" w:cstheme="minorBidi"/>
               <w:noProof/>
@@ -310,7 +390,7 @@
               <w14:ligatures w14:val="standardContextual"/>
             </w:rPr>
           </w:pPr>
-          <w:hyperlink w:anchor="_Toc229155953" w:history="1">
+          <w:hyperlink w:anchor="_Toc230551559" w:history="1">
             <w:r>
               <w:rPr>
                 <w:rStyle w:val="Hyperlink"/>
@@ -321,41 +401,48 @@
             <w:r>
               <w:rPr>
                 <w:noProof/>
+                <w:webHidden/>
               </w:rPr>
               <w:tab/>
             </w:r>
             <w:r>
               <w:rPr>
                 <w:noProof/>
+                <w:webHidden/>
               </w:rPr>
               <w:fldChar w:fldCharType="begin"/>
             </w:r>
             <w:r>
               <w:rPr>
                 <w:noProof/>
-              </w:rPr>
-              <w:instrText xml:space="preserve"> PAGEREF _Toc229155953 \h </w:instrText>
-            </w:r>
-            <w:r>
-              <w:rPr>
-                <w:noProof/>
-              </w:rPr>
-            </w:r>
-            <w:r>
-              <w:rPr>
-                <w:noProof/>
+                <w:webHidden/>
+              </w:rPr>
+              <w:instrText xml:space="preserve"> PAGEREF _Toc230551559 \h </w:instrText>
+            </w:r>
+            <w:r>
+              <w:rPr>
+                <w:noProof/>
+                <w:webHidden/>
+              </w:rPr>
+            </w:r>
+            <w:r>
+              <w:rPr>
+                <w:noProof/>
+                <w:webHidden/>
               </w:rPr>
               <w:fldChar w:fldCharType="separate"/>
             </w:r>
             <w:r>
               <w:rPr>
                 <w:noProof/>
+                <w:webHidden/>
               </w:rPr>
               <w:t>3</w:t>
             </w:r>
             <w:r>
               <w:rPr>
                 <w:noProof/>
+                <w:webHidden/>
               </w:rPr>
               <w:fldChar w:fldCharType="end"/>
             </w:r>
@@ -364,9 +451,6 @@
         <w:p>
           <w:pPr>
             <w:pStyle w:val="TOC3"/>
-            <w:tabs>
-              <w:tab w:val="right" w:leader="dot" w:pos="9016"/>
-            </w:tabs>
             <w:rPr>
               <w:rFonts w:asciiTheme="minorHAnsi" w:eastAsiaTheme="minorEastAsia" w:hAnsiTheme="minorHAnsi" w:cstheme="minorBidi"/>
               <w:noProof/>
@@ -376,7 +460,7 @@
               <w14:ligatures w14:val="standardContextual"/>
             </w:rPr>
           </w:pPr>
-          <w:hyperlink w:anchor="_Toc229155954" w:history="1">
+          <w:hyperlink w:anchor="_Toc230551560" w:history="1">
             <w:r>
               <w:rPr>
                 <w:rStyle w:val="Hyperlink"/>
@@ -387,41 +471,48 @@
             <w:r>
               <w:rPr>
                 <w:noProof/>
+                <w:webHidden/>
               </w:rPr>
               <w:tab/>
             </w:r>
             <w:r>
               <w:rPr>
                 <w:noProof/>
+                <w:webHidden/>
               </w:rPr>
               <w:fldChar w:fldCharType="begin"/>
             </w:r>
             <w:r>
               <w:rPr>
                 <w:noProof/>
-              </w:rPr>
-              <w:instrText xml:space="preserve"> PAGEREF _Toc229155954 \h </w:instrText>
-            </w:r>
-            <w:r>
-              <w:rPr>
-                <w:noProof/>
-              </w:rPr>
-            </w:r>
-            <w:r>
-              <w:rPr>
-                <w:noProof/>
+                <w:webHidden/>
+              </w:rPr>
+              <w:instrText xml:space="preserve"> PAGEREF _Toc230551560 \h </w:instrText>
+            </w:r>
+            <w:r>
+              <w:rPr>
+                <w:noProof/>
+                <w:webHidden/>
+              </w:rPr>
+            </w:r>
+            <w:r>
+              <w:rPr>
+                <w:noProof/>
+                <w:webHidden/>
               </w:rPr>
               <w:fldChar w:fldCharType="separate"/>
             </w:r>
             <w:r>
               <w:rPr>
                 <w:noProof/>
+                <w:webHidden/>
               </w:rPr>
               <w:t>3</w:t>
             </w:r>
             <w:r>
               <w:rPr>
                 <w:noProof/>
+                <w:webHidden/>
               </w:rPr>
               <w:fldChar w:fldCharType="end"/>
             </w:r>
@@ -430,9 +521,6 @@
         <w:p>
           <w:pPr>
             <w:pStyle w:val="TOC3"/>
-            <w:tabs>
-              <w:tab w:val="right" w:leader="dot" w:pos="9016"/>
-            </w:tabs>
             <w:rPr>
               <w:rFonts w:asciiTheme="minorHAnsi" w:eastAsiaTheme="minorEastAsia" w:hAnsiTheme="minorHAnsi" w:cstheme="minorBidi"/>
               <w:noProof/>
@@ -442,7 +530,7 @@
               <w14:ligatures w14:val="standardContextual"/>
             </w:rPr>
           </w:pPr>
-          <w:hyperlink w:anchor="_Toc229155955" w:history="1">
+          <w:hyperlink w:anchor="_Toc230551561" w:history="1">
             <w:r>
               <w:rPr>
                 <w:rStyle w:val="Hyperlink"/>
@@ -453,41 +541,48 @@
             <w:r>
               <w:rPr>
                 <w:noProof/>
+                <w:webHidden/>
               </w:rPr>
               <w:tab/>
             </w:r>
             <w:r>
               <w:rPr>
                 <w:noProof/>
+                <w:webHidden/>
               </w:rPr>
               <w:fldChar w:fldCharType="begin"/>
             </w:r>
             <w:r>
               <w:rPr>
                 <w:noProof/>
-              </w:rPr>
-              <w:instrText xml:space="preserve"> PAGEREF _Toc229155955 \h </w:instrText>
-            </w:r>
-            <w:r>
-              <w:rPr>
-                <w:noProof/>
-              </w:rPr>
-            </w:r>
-            <w:r>
-              <w:rPr>
-                <w:noProof/>
+                <w:webHidden/>
+              </w:rPr>
+              <w:instrText xml:space="preserve"> PAGEREF _Toc230551561 \h </w:instrText>
+            </w:r>
+            <w:r>
+              <w:rPr>
+                <w:noProof/>
+                <w:webHidden/>
+              </w:rPr>
+            </w:r>
+            <w:r>
+              <w:rPr>
+                <w:noProof/>
+                <w:webHidden/>
               </w:rPr>
               <w:fldChar w:fldCharType="separate"/>
             </w:r>
             <w:r>
               <w:rPr>
                 <w:noProof/>
+                <w:webHidden/>
               </w:rPr>
               <w:t>3</w:t>
             </w:r>
             <w:r>
               <w:rPr>
                 <w:noProof/>
+                <w:webHidden/>
               </w:rPr>
               <w:fldChar w:fldCharType="end"/>
             </w:r>
@@ -496,9 +591,6 @@
         <w:p>
           <w:pPr>
             <w:pStyle w:val="TOC3"/>
-            <w:tabs>
-              <w:tab w:val="right" w:leader="dot" w:pos="9016"/>
-            </w:tabs>
             <w:rPr>
               <w:rFonts w:asciiTheme="minorHAnsi" w:eastAsiaTheme="minorEastAsia" w:hAnsiTheme="minorHAnsi" w:cstheme="minorBidi"/>
               <w:noProof/>
@@ -508,7 +600,7 @@
               <w14:ligatures w14:val="standardContextual"/>
             </w:rPr>
           </w:pPr>
-          <w:hyperlink w:anchor="_Toc229155956" w:history="1">
+          <w:hyperlink w:anchor="_Toc230551562" w:history="1">
             <w:r>
               <w:rPr>
                 <w:rStyle w:val="Hyperlink"/>
@@ -519,41 +611,48 @@
             <w:r>
               <w:rPr>
                 <w:noProof/>
+                <w:webHidden/>
               </w:rPr>
               <w:tab/>
             </w:r>
             <w:r>
               <w:rPr>
                 <w:noProof/>
+                <w:webHidden/>
               </w:rPr>
               <w:fldChar w:fldCharType="begin"/>
             </w:r>
             <w:r>
               <w:rPr>
                 <w:noProof/>
-              </w:rPr>
-              <w:instrText xml:space="preserve"> PAGEREF _Toc229155956 \h </w:instrText>
-            </w:r>
-            <w:r>
-              <w:rPr>
-                <w:noProof/>
-              </w:rPr>
-            </w:r>
-            <w:r>
-              <w:rPr>
-                <w:noProof/>
+                <w:webHidden/>
+              </w:rPr>
+              <w:instrText xml:space="preserve"> PAGEREF _Toc230551562 \h </w:instrText>
+            </w:r>
+            <w:r>
+              <w:rPr>
+                <w:noProof/>
+                <w:webHidden/>
+              </w:rPr>
+            </w:r>
+            <w:r>
+              <w:rPr>
+                <w:noProof/>
+                <w:webHidden/>
               </w:rPr>
               <w:fldChar w:fldCharType="separate"/>
             </w:r>
             <w:r>
               <w:rPr>
                 <w:noProof/>
+                <w:webHidden/>
               </w:rPr>
               <w:t>3</w:t>
             </w:r>
             <w:r>
               <w:rPr>
                 <w:noProof/>
+                <w:webHidden/>
               </w:rPr>
               <w:fldChar w:fldCharType="end"/>
             </w:r>
@@ -562,9 +661,6 @@
         <w:p>
           <w:pPr>
             <w:pStyle w:val="TOC3"/>
-            <w:tabs>
-              <w:tab w:val="right" w:leader="dot" w:pos="9016"/>
-            </w:tabs>
             <w:rPr>
               <w:rFonts w:asciiTheme="minorHAnsi" w:eastAsiaTheme="minorEastAsia" w:hAnsiTheme="minorHAnsi" w:cstheme="minorBidi"/>
               <w:noProof/>
@@ -574,7 +670,7 @@
               <w14:ligatures w14:val="standardContextual"/>
             </w:rPr>
           </w:pPr>
-          <w:hyperlink w:anchor="_Toc229155957" w:history="1">
+          <w:hyperlink w:anchor="_Toc230551563" w:history="1">
             <w:r>
               <w:rPr>
                 <w:rStyle w:val="Hyperlink"/>
@@ -585,41 +681,48 @@
             <w:r>
               <w:rPr>
                 <w:noProof/>
+                <w:webHidden/>
               </w:rPr>
               <w:tab/>
             </w:r>
             <w:r>
               <w:rPr>
                 <w:noProof/>
+                <w:webHidden/>
               </w:rPr>
               <w:fldChar w:fldCharType="begin"/>
             </w:r>
             <w:r>
               <w:rPr>
                 <w:noProof/>
-              </w:rPr>
-              <w:instrText xml:space="preserve"> PAGEREF _Toc229155957 \h </w:instrText>
-            </w:r>
-            <w:r>
-              <w:rPr>
-                <w:noProof/>
-              </w:rPr>
-            </w:r>
-            <w:r>
-              <w:rPr>
-                <w:noProof/>
+                <w:webHidden/>
+              </w:rPr>
+              <w:instrText xml:space="preserve"> PAGEREF _Toc230551563 \h </w:instrText>
+            </w:r>
+            <w:r>
+              <w:rPr>
+                <w:noProof/>
+                <w:webHidden/>
+              </w:rPr>
+            </w:r>
+            <w:r>
+              <w:rPr>
+                <w:noProof/>
+                <w:webHidden/>
               </w:rPr>
               <w:fldChar w:fldCharType="separate"/>
             </w:r>
             <w:r>
               <w:rPr>
                 <w:noProof/>
+                <w:webHidden/>
               </w:rPr>
               <w:t>3</w:t>
             </w:r>
             <w:r>
               <w:rPr>
                 <w:noProof/>
+                <w:webHidden/>
               </w:rPr>
               <w:fldChar w:fldCharType="end"/>
             </w:r>
@@ -628,9 +731,6 @@
         <w:p>
           <w:pPr>
             <w:pStyle w:val="TOC3"/>
-            <w:tabs>
-              <w:tab w:val="right" w:leader="dot" w:pos="9016"/>
-            </w:tabs>
             <w:rPr>
               <w:rFonts w:asciiTheme="minorHAnsi" w:eastAsiaTheme="minorEastAsia" w:hAnsiTheme="minorHAnsi" w:cstheme="minorBidi"/>
               <w:noProof/>
@@ -640,7 +740,7 @@
               <w14:ligatures w14:val="standardContextual"/>
             </w:rPr>
           </w:pPr>
-          <w:hyperlink w:anchor="_Toc229155958" w:history="1">
+          <w:hyperlink w:anchor="_Toc230551564" w:history="1">
             <w:r>
               <w:rPr>
                 <w:rStyle w:val="Hyperlink"/>
@@ -651,41 +751,48 @@
             <w:r>
               <w:rPr>
                 <w:noProof/>
+                <w:webHidden/>
               </w:rPr>
               <w:tab/>
             </w:r>
             <w:r>
               <w:rPr>
                 <w:noProof/>
+                <w:webHidden/>
               </w:rPr>
               <w:fldChar w:fldCharType="begin"/>
             </w:r>
             <w:r>
               <w:rPr>
                 <w:noProof/>
-              </w:rPr>
-              <w:instrText xml:space="preserve"> PAGEREF _Toc229155958 \h </w:instrText>
-            </w:r>
-            <w:r>
-              <w:rPr>
-                <w:noProof/>
-              </w:rPr>
-            </w:r>
-            <w:r>
-              <w:rPr>
-                <w:noProof/>
+                <w:webHidden/>
+              </w:rPr>
+              <w:instrText xml:space="preserve"> PAGEREF _Toc230551564 \h </w:instrText>
+            </w:r>
+            <w:r>
+              <w:rPr>
+                <w:noProof/>
+                <w:webHidden/>
+              </w:rPr>
+            </w:r>
+            <w:r>
+              <w:rPr>
+                <w:noProof/>
+                <w:webHidden/>
               </w:rPr>
               <w:fldChar w:fldCharType="separate"/>
             </w:r>
             <w:r>
               <w:rPr>
                 <w:noProof/>
+                <w:webHidden/>
               </w:rPr>
               <w:t>4</w:t>
             </w:r>
             <w:r>
               <w:rPr>
                 <w:noProof/>
+                <w:webHidden/>
               </w:rPr>
               <w:fldChar w:fldCharType="end"/>
             </w:r>
@@ -694,9 +801,6 @@
         <w:p>
           <w:pPr>
             <w:pStyle w:val="TOC3"/>
-            <w:tabs>
-              <w:tab w:val="right" w:leader="dot" w:pos="9016"/>
-            </w:tabs>
             <w:rPr>
               <w:rFonts w:asciiTheme="minorHAnsi" w:eastAsiaTheme="minorEastAsia" w:hAnsiTheme="minorHAnsi" w:cstheme="minorBidi"/>
               <w:noProof/>
@@ -706,7 +810,7 @@
               <w14:ligatures w14:val="standardContextual"/>
             </w:rPr>
           </w:pPr>
-          <w:hyperlink w:anchor="_Toc229155959" w:history="1">
+          <w:hyperlink w:anchor="_Toc230551565" w:history="1">
             <w:r>
               <w:rPr>
                 <w:rStyle w:val="Hyperlink"/>
@@ -717,41 +821,48 @@
             <w:r>
               <w:rPr>
                 <w:noProof/>
+                <w:webHidden/>
               </w:rPr>
               <w:tab/>
             </w:r>
             <w:r>
               <w:rPr>
                 <w:noProof/>
+                <w:webHidden/>
               </w:rPr>
               <w:fldChar w:fldCharType="begin"/>
             </w:r>
             <w:r>
               <w:rPr>
                 <w:noProof/>
-              </w:rPr>
-              <w:instrText xml:space="preserve"> PAGEREF _Toc229155959 \h </w:instrText>
-            </w:r>
-            <w:r>
-              <w:rPr>
-                <w:noProof/>
-              </w:rPr>
-            </w:r>
-            <w:r>
-              <w:rPr>
-                <w:noProof/>
+                <w:webHidden/>
+              </w:rPr>
+              <w:instrText xml:space="preserve"> PAGEREF _Toc230551565 \h </w:instrText>
+            </w:r>
+            <w:r>
+              <w:rPr>
+                <w:noProof/>
+                <w:webHidden/>
+              </w:rPr>
+            </w:r>
+            <w:r>
+              <w:rPr>
+                <w:noProof/>
+                <w:webHidden/>
               </w:rPr>
               <w:fldChar w:fldCharType="separate"/>
             </w:r>
             <w:r>
               <w:rPr>
                 <w:noProof/>
+                <w:webHidden/>
               </w:rPr>
               <w:t>4</w:t>
             </w:r>
             <w:r>
               <w:rPr>
                 <w:noProof/>
+                <w:webHidden/>
               </w:rPr>
               <w:fldChar w:fldCharType="end"/>
             </w:r>
@@ -760,9 +871,6 @@
         <w:p>
           <w:pPr>
             <w:pStyle w:val="TOC3"/>
-            <w:tabs>
-              <w:tab w:val="right" w:leader="dot" w:pos="9016"/>
-            </w:tabs>
             <w:rPr>
               <w:rFonts w:asciiTheme="minorHAnsi" w:eastAsiaTheme="minorEastAsia" w:hAnsiTheme="minorHAnsi" w:cstheme="minorBidi"/>
               <w:noProof/>
@@ -772,7 +880,7 @@
               <w14:ligatures w14:val="standardContextual"/>
             </w:rPr>
           </w:pPr>
-          <w:hyperlink w:anchor="_Toc229155960" w:history="1">
+          <w:hyperlink w:anchor="_Toc230551566" w:history="1">
             <w:r>
               <w:rPr>
                 <w:rStyle w:val="Hyperlink"/>
@@ -783,41 +891,48 @@
             <w:r>
               <w:rPr>
                 <w:noProof/>
+                <w:webHidden/>
               </w:rPr>
               <w:tab/>
             </w:r>
             <w:r>
               <w:rPr>
                 <w:noProof/>
+                <w:webHidden/>
               </w:rPr>
               <w:fldChar w:fldCharType="begin"/>
             </w:r>
             <w:r>
               <w:rPr>
                 <w:noProof/>
-              </w:rPr>
-              <w:instrText xml:space="preserve"> PAGEREF _Toc229155960 \h </w:instrText>
-            </w:r>
-            <w:r>
-              <w:rPr>
-                <w:noProof/>
-              </w:rPr>
-            </w:r>
-            <w:r>
-              <w:rPr>
-                <w:noProof/>
+                <w:webHidden/>
+              </w:rPr>
+              <w:instrText xml:space="preserve"> PAGEREF _Toc230551566 \h </w:instrText>
+            </w:r>
+            <w:r>
+              <w:rPr>
+                <w:noProof/>
+                <w:webHidden/>
+              </w:rPr>
+            </w:r>
+            <w:r>
+              <w:rPr>
+                <w:noProof/>
+                <w:webHidden/>
               </w:rPr>
               <w:fldChar w:fldCharType="separate"/>
             </w:r>
             <w:r>
               <w:rPr>
                 <w:noProof/>
+                <w:webHidden/>
               </w:rPr>
               <w:t>4</w:t>
             </w:r>
             <w:r>
               <w:rPr>
                 <w:noProof/>
+                <w:webHidden/>
               </w:rPr>
               <w:fldChar w:fldCharType="end"/>
             </w:r>
@@ -826,9 +941,6 @@
         <w:p>
           <w:pPr>
             <w:pStyle w:val="TOC3"/>
-            <w:tabs>
-              <w:tab w:val="right" w:leader="dot" w:pos="9016"/>
-            </w:tabs>
             <w:rPr>
               <w:rFonts w:asciiTheme="minorHAnsi" w:eastAsiaTheme="minorEastAsia" w:hAnsiTheme="minorHAnsi" w:cstheme="minorBidi"/>
               <w:noProof/>
@@ -838,7 +950,7 @@
               <w14:ligatures w14:val="standardContextual"/>
             </w:rPr>
           </w:pPr>
-          <w:hyperlink w:anchor="_Toc229155961" w:history="1">
+          <w:hyperlink w:anchor="_Toc230551567" w:history="1">
             <w:r>
               <w:rPr>
                 <w:rStyle w:val="Hyperlink"/>
@@ -849,47 +961,57 @@
             <w:r>
               <w:rPr>
                 <w:noProof/>
+                <w:webHidden/>
               </w:rPr>
               <w:tab/>
             </w:r>
             <w:r>
               <w:rPr>
                 <w:noProof/>
+                <w:webHidden/>
               </w:rPr>
               <w:fldChar w:fldCharType="begin"/>
             </w:r>
             <w:r>
               <w:rPr>
                 <w:noProof/>
-              </w:rPr>
-              <w:instrText xml:space="preserve"> PAGEREF _Toc229155961 \h </w:instrText>
-            </w:r>
-            <w:r>
-              <w:rPr>
-                <w:noProof/>
-              </w:rPr>
-            </w:r>
-            <w:r>
-              <w:rPr>
-                <w:noProof/>
+                <w:webHidden/>
+              </w:rPr>
+              <w:instrText xml:space="preserve"> PAGEREF _Toc230551567 \h </w:instrText>
+            </w:r>
+            <w:r>
+              <w:rPr>
+                <w:noProof/>
+                <w:webHidden/>
+              </w:rPr>
+            </w:r>
+            <w:r>
+              <w:rPr>
+                <w:noProof/>
+                <w:webHidden/>
               </w:rPr>
               <w:fldChar w:fldCharType="separate"/>
             </w:r>
             <w:r>
               <w:rPr>
                 <w:noProof/>
-              </w:rPr>
-              <w:t>4</w:t>
-            </w:r>
-            <w:r>
-              <w:rPr>
-                <w:noProof/>
+                <w:webHidden/>
+              </w:rPr>
+              <w:t>5</w:t>
+            </w:r>
+            <w:r>
+              <w:rPr>
+                <w:noProof/>
+                <w:webHidden/>
               </w:rPr>
               <w:fldChar w:fldCharType="end"/>
             </w:r>
           </w:hyperlink>
         </w:p>
         <w:p>
+          <w:pPr>
+            <w:pStyle w:val="TOCHeading"/>
+          </w:pPr>
           <w:r>
             <w:fldChar w:fldCharType="end"/>
           </w:r>
@@ -897,22 +1019,15 @@
       </w:sdtContent>
     </w:sdt>
     <w:p>
-      <w:pPr>
-        <w:sectPr>
-          <w:footerReference w:type="default" r:id="rId7"/>
-          <w:pgSz w:w="11906" w:h="16838"/>
-          <w:pgMar w:top="1440" w:right="1440" w:bottom="1440" w:left="1440" w:header="708" w:footer="708" w:gutter="0"/>
-          <w:pgNumType w:start="1"/>
-          <w:cols w:space="720"/>
-          <w:docGrid w:linePitch="360"/>
-        </w:sectPr>
-      </w:pPr>
+      <w:r>
+        <w:br w:type="page"/>
+      </w:r>
     </w:p>
     <w:p>
       <w:pPr>
         <w:pStyle w:val="Heading1"/>
       </w:pPr>
-      <w:bookmarkStart w:id="0" w:name="_Toc229155949"/>
+      <w:bookmarkStart w:id="0" w:name="_Toc230551554"/>
       <w:r>
         <w:lastRenderedPageBreak/>
         <w:t>Supplementary Requirements Documentation</w:t>
@@ -923,18 +1038,50 @@
       <w:pPr>
         <w:pStyle w:val="Heading1"/>
       </w:pPr>
-      <w:bookmarkStart w:id="1" w:name="_Toc229155950"/>
+      <w:bookmarkStart w:id="1" w:name="_Toc230551555"/>
       <w:r>
         <w:t>Interactive House</w:t>
       </w:r>
       <w:bookmarkEnd w:id="1"/>
+    </w:p>
+    <w:p/>
+    <w:p>
+      <w:r>
+        <w:rPr>
+          <w:b/>
+          <w:bCs/>
+        </w:rPr>
+        <w:t xml:space="preserve">GitHub: </w:t>
+      </w:r>
+      <w:hyperlink r:id="rId7" w:history="1">
+        <w:r>
+          <w:rPr>
+            <w:rStyle w:val="Hyperlink"/>
+          </w:rPr>
+          <w:t>Interactive House</w:t>
+        </w:r>
+      </w:hyperlink>
+      <w:r>
+        <w:t xml:space="preserve"> — see </w:t>
+      </w:r>
+      <w:r>
+        <w:rPr>
+          <w:rFonts w:ascii="Courier New" w:eastAsia="Courier New" w:hAnsi="Courier New" w:cs="Courier New"/>
+          <w:b/>
+          <w:bCs/>
+        </w:rPr>
+        <w:t>SG1_Server_DB/</w:t>
+      </w:r>
+      <w:r>
+        <w:t xml:space="preserve"> for server &amp; database code</w:t>
+      </w:r>
     </w:p>
     <w:p/>
     <w:p>
       <w:pPr>
         <w:pStyle w:val="Heading2"/>
       </w:pPr>
-      <w:bookmarkStart w:id="2" w:name="_Toc229155951"/>
+      <w:bookmarkStart w:id="2" w:name="_Toc230551556"/>
       <w:r>
         <w:t>Revision History</w:t>
       </w:r>
@@ -955,13 +1102,13 @@
           <w:left w:w="10" w:type="dxa"/>
           <w:right w:w="10" w:type="dxa"/>
         </w:tblCellMar>
-        <w:tblLook w:val="04A0" w:firstRow="1" w:lastRow="0" w:firstColumn="1" w:lastColumn="0" w:noHBand="0" w:noVBand="1"/>
+        <w:tblLook w:val="0000" w:firstRow="0" w:lastRow="0" w:firstColumn="0" w:lastColumn="0" w:noHBand="0" w:noVBand="0"/>
       </w:tblPr>
       <w:tblGrid>
-        <w:gridCol w:w="1099"/>
-        <w:gridCol w:w="974"/>
-        <w:gridCol w:w="4651"/>
-        <w:gridCol w:w="2636"/>
+        <w:gridCol w:w="1800"/>
+        <w:gridCol w:w="1200"/>
+        <w:gridCol w:w="4560"/>
+        <w:gridCol w:w="1800"/>
       </w:tblGrid>
       <w:tr>
         <w:tblPrEx>
@@ -975,14 +1122,14 @@
         </w:trPr>
         <w:tc>
           <w:tcPr>
-            <w:tcW w:w="1100" w:type="dxa"/>
-            <w:tcBorders>
-              <w:top w:val="single" w:sz="1" w:space="0" w:color="CCCCCC"/>
-              <w:left w:val="single" w:sz="1" w:space="0" w:color="CCCCCC"/>
-              <w:bottom w:val="single" w:sz="1" w:space="0" w:color="CCCCCC"/>
-              <w:right w:val="single" w:sz="1" w:space="0" w:color="CCCCCC"/>
-            </w:tcBorders>
-            <w:shd w:val="clear" w:color="auto" w:fill="2E6DA4"/>
+            <w:tcW w:w="1800" w:type="dxa"/>
+            <w:tcBorders>
+              <w:top w:val="single" w:sz="1" w:space="0" w:color="CCCCCC"/>
+              <w:left w:val="single" w:sz="1" w:space="0" w:color="CCCCCC"/>
+              <w:bottom w:val="single" w:sz="1" w:space="0" w:color="CCCCCC"/>
+              <w:right w:val="single" w:sz="1" w:space="0" w:color="CCCCCC"/>
+            </w:tcBorders>
+            <w:shd w:val="clear" w:color="auto" w:fill="2E4057"/>
             <w:tcMar>
               <w:top w:w="80" w:type="dxa"/>
               <w:left w:w="120" w:type="dxa"/>
@@ -997,6 +1144,8 @@
                 <w:b/>
                 <w:bCs/>
                 <w:color w:val="FFFFFF"/>
+                <w:sz w:val="20"/>
+                <w:szCs w:val="20"/>
               </w:rPr>
               <w:t>Date</w:t>
             </w:r>
@@ -1004,14 +1153,14 @@
         </w:tc>
         <w:tc>
           <w:tcPr>
-            <w:tcW w:w="900" w:type="dxa"/>
-            <w:tcBorders>
-              <w:top w:val="single" w:sz="1" w:space="0" w:color="CCCCCC"/>
-              <w:left w:val="single" w:sz="1" w:space="0" w:color="CCCCCC"/>
-              <w:bottom w:val="single" w:sz="1" w:space="0" w:color="CCCCCC"/>
-              <w:right w:val="single" w:sz="1" w:space="0" w:color="CCCCCC"/>
-            </w:tcBorders>
-            <w:shd w:val="clear" w:color="auto" w:fill="2E6DA4"/>
+            <w:tcW w:w="1200" w:type="dxa"/>
+            <w:tcBorders>
+              <w:top w:val="single" w:sz="1" w:space="0" w:color="CCCCCC"/>
+              <w:left w:val="single" w:sz="1" w:space="0" w:color="CCCCCC"/>
+              <w:bottom w:val="single" w:sz="1" w:space="0" w:color="CCCCCC"/>
+              <w:right w:val="single" w:sz="1" w:space="0" w:color="CCCCCC"/>
+            </w:tcBorders>
+            <w:shd w:val="clear" w:color="auto" w:fill="2E4057"/>
             <w:tcMar>
               <w:top w:w="80" w:type="dxa"/>
               <w:left w:w="120" w:type="dxa"/>
@@ -1026,6 +1175,8 @@
                 <w:b/>
                 <w:bCs/>
                 <w:color w:val="FFFFFF"/>
+                <w:sz w:val="20"/>
+                <w:szCs w:val="20"/>
               </w:rPr>
               <w:t>Version</w:t>
             </w:r>
@@ -1033,14 +1184,14 @@
         </w:tc>
         <w:tc>
           <w:tcPr>
-            <w:tcW w:w="4700" w:type="dxa"/>
-            <w:tcBorders>
-              <w:top w:val="single" w:sz="1" w:space="0" w:color="CCCCCC"/>
-              <w:left w:val="single" w:sz="1" w:space="0" w:color="CCCCCC"/>
-              <w:bottom w:val="single" w:sz="1" w:space="0" w:color="CCCCCC"/>
-              <w:right w:val="single" w:sz="1" w:space="0" w:color="CCCCCC"/>
-            </w:tcBorders>
-            <w:shd w:val="clear" w:color="auto" w:fill="2E6DA4"/>
+            <w:tcW w:w="4560" w:type="dxa"/>
+            <w:tcBorders>
+              <w:top w:val="single" w:sz="1" w:space="0" w:color="CCCCCC"/>
+              <w:left w:val="single" w:sz="1" w:space="0" w:color="CCCCCC"/>
+              <w:bottom w:val="single" w:sz="1" w:space="0" w:color="CCCCCC"/>
+              <w:right w:val="single" w:sz="1" w:space="0" w:color="CCCCCC"/>
+            </w:tcBorders>
+            <w:shd w:val="clear" w:color="auto" w:fill="2E4057"/>
             <w:tcMar>
               <w:top w:w="80" w:type="dxa"/>
               <w:left w:w="120" w:type="dxa"/>
@@ -1055,6 +1206,8 @@
                 <w:b/>
                 <w:bCs/>
                 <w:color w:val="FFFFFF"/>
+                <w:sz w:val="20"/>
+                <w:szCs w:val="20"/>
               </w:rPr>
               <w:t>Description</w:t>
             </w:r>
@@ -1062,14 +1215,14 @@
         </w:tc>
         <w:tc>
           <w:tcPr>
-            <w:tcW w:w="2660" w:type="dxa"/>
-            <w:tcBorders>
-              <w:top w:val="single" w:sz="1" w:space="0" w:color="CCCCCC"/>
-              <w:left w:val="single" w:sz="1" w:space="0" w:color="CCCCCC"/>
-              <w:bottom w:val="single" w:sz="1" w:space="0" w:color="CCCCCC"/>
-              <w:right w:val="single" w:sz="1" w:space="0" w:color="CCCCCC"/>
-            </w:tcBorders>
-            <w:shd w:val="clear" w:color="auto" w:fill="2E6DA4"/>
+            <w:tcW w:w="1800" w:type="dxa"/>
+            <w:tcBorders>
+              <w:top w:val="single" w:sz="1" w:space="0" w:color="CCCCCC"/>
+              <w:left w:val="single" w:sz="1" w:space="0" w:color="CCCCCC"/>
+              <w:bottom w:val="single" w:sz="1" w:space="0" w:color="CCCCCC"/>
+              <w:right w:val="single" w:sz="1" w:space="0" w:color="CCCCCC"/>
+            </w:tcBorders>
+            <w:shd w:val="clear" w:color="auto" w:fill="2E4057"/>
             <w:tcMar>
               <w:top w:w="80" w:type="dxa"/>
               <w:left w:w="120" w:type="dxa"/>
@@ -1084,6 +1237,8 @@
                 <w:b/>
                 <w:bCs/>
                 <w:color w:val="FFFFFF"/>
+                <w:sz w:val="20"/>
+                <w:szCs w:val="20"/>
               </w:rPr>
               <w:t>Author</w:t>
             </w:r>
@@ -1099,96 +1254,116 @@
         </w:tblPrEx>
         <w:tc>
           <w:tcPr>
-            <w:tcW w:w="1100" w:type="dxa"/>
-            <w:tcBorders>
-              <w:top w:val="single" w:sz="1" w:space="0" w:color="CCCCCC"/>
-              <w:left w:val="single" w:sz="1" w:space="0" w:color="CCCCCC"/>
-              <w:bottom w:val="single" w:sz="1" w:space="0" w:color="CCCCCC"/>
-              <w:right w:val="single" w:sz="1" w:space="0" w:color="CCCCCC"/>
-            </w:tcBorders>
-            <w:shd w:val="clear" w:color="auto" w:fill="FFFFFF"/>
-            <w:tcMar>
-              <w:top w:w="80" w:type="dxa"/>
-              <w:left w:w="120" w:type="dxa"/>
-              <w:bottom w:w="80" w:type="dxa"/>
-              <w:right w:w="120" w:type="dxa"/>
-            </w:tcMar>
-            <w:vAlign w:val="center"/>
-          </w:tcPr>
-          <w:p>
-            <w:r>
-              <w:t>06/02/26</w:t>
-            </w:r>
-          </w:p>
-        </w:tc>
-        <w:tc>
-          <w:tcPr>
-            <w:tcW w:w="900" w:type="dxa"/>
-            <w:tcBorders>
-              <w:top w:val="single" w:sz="1" w:space="0" w:color="CCCCCC"/>
-              <w:left w:val="single" w:sz="1" w:space="0" w:color="CCCCCC"/>
-              <w:bottom w:val="single" w:sz="1" w:space="0" w:color="CCCCCC"/>
-              <w:right w:val="single" w:sz="1" w:space="0" w:color="CCCCCC"/>
-            </w:tcBorders>
-            <w:shd w:val="clear" w:color="auto" w:fill="FFFFFF"/>
-            <w:tcMar>
-              <w:top w:w="80" w:type="dxa"/>
-              <w:left w:w="120" w:type="dxa"/>
-              <w:bottom w:w="80" w:type="dxa"/>
-              <w:right w:w="120" w:type="dxa"/>
-            </w:tcMar>
-            <w:vAlign w:val="center"/>
-          </w:tcPr>
-          <w:p>
-            <w:r>
+            <w:tcW w:w="1800" w:type="dxa"/>
+            <w:tcBorders>
+              <w:top w:val="single" w:sz="1" w:space="0" w:color="CCCCCC"/>
+              <w:left w:val="single" w:sz="1" w:space="0" w:color="CCCCCC"/>
+              <w:bottom w:val="single" w:sz="1" w:space="0" w:color="CCCCCC"/>
+              <w:right w:val="single" w:sz="1" w:space="0" w:color="CCCCCC"/>
+            </w:tcBorders>
+            <w:shd w:val="clear" w:color="auto" w:fill="F2F2F2"/>
+            <w:tcMar>
+              <w:top w:w="80" w:type="dxa"/>
+              <w:left w:w="120" w:type="dxa"/>
+              <w:bottom w:w="80" w:type="dxa"/>
+              <w:right w:w="120" w:type="dxa"/>
+            </w:tcMar>
+            <w:vAlign w:val="center"/>
+          </w:tcPr>
+          <w:p>
+            <w:r>
+              <w:rPr>
+                <w:color w:val="000000"/>
+                <w:sz w:val="20"/>
+                <w:szCs w:val="20"/>
+              </w:rPr>
+              <w:t>06/02/2026</w:t>
+            </w:r>
+          </w:p>
+        </w:tc>
+        <w:tc>
+          <w:tcPr>
+            <w:tcW w:w="1200" w:type="dxa"/>
+            <w:tcBorders>
+              <w:top w:val="single" w:sz="1" w:space="0" w:color="CCCCCC"/>
+              <w:left w:val="single" w:sz="1" w:space="0" w:color="CCCCCC"/>
+              <w:bottom w:val="single" w:sz="1" w:space="0" w:color="CCCCCC"/>
+              <w:right w:val="single" w:sz="1" w:space="0" w:color="CCCCCC"/>
+            </w:tcBorders>
+            <w:shd w:val="clear" w:color="auto" w:fill="F2F2F2"/>
+            <w:tcMar>
+              <w:top w:w="80" w:type="dxa"/>
+              <w:left w:w="120" w:type="dxa"/>
+              <w:bottom w:w="80" w:type="dxa"/>
+              <w:right w:w="120" w:type="dxa"/>
+            </w:tcMar>
+            <w:vAlign w:val="center"/>
+          </w:tcPr>
+          <w:p>
+            <w:r>
+              <w:rPr>
+                <w:color w:val="000000"/>
+                <w:sz w:val="20"/>
+                <w:szCs w:val="20"/>
+              </w:rPr>
               <w:t>1.0</w:t>
             </w:r>
           </w:p>
         </w:tc>
         <w:tc>
           <w:tcPr>
-            <w:tcW w:w="4700" w:type="dxa"/>
-            <w:tcBorders>
-              <w:top w:val="single" w:sz="1" w:space="0" w:color="CCCCCC"/>
-              <w:left w:val="single" w:sz="1" w:space="0" w:color="CCCCCC"/>
-              <w:bottom w:val="single" w:sz="1" w:space="0" w:color="CCCCCC"/>
-              <w:right w:val="single" w:sz="1" w:space="0" w:color="CCCCCC"/>
-            </w:tcBorders>
-            <w:shd w:val="clear" w:color="auto" w:fill="FFFFFF"/>
-            <w:tcMar>
-              <w:top w:w="80" w:type="dxa"/>
-              <w:left w:w="120" w:type="dxa"/>
-              <w:bottom w:w="80" w:type="dxa"/>
-              <w:right w:w="120" w:type="dxa"/>
-            </w:tcMar>
-            <w:vAlign w:val="center"/>
-          </w:tcPr>
-          <w:p>
-            <w:r>
+            <w:tcW w:w="4560" w:type="dxa"/>
+            <w:tcBorders>
+              <w:top w:val="single" w:sz="1" w:space="0" w:color="CCCCCC"/>
+              <w:left w:val="single" w:sz="1" w:space="0" w:color="CCCCCC"/>
+              <w:bottom w:val="single" w:sz="1" w:space="0" w:color="CCCCCC"/>
+              <w:right w:val="single" w:sz="1" w:space="0" w:color="CCCCCC"/>
+            </w:tcBorders>
+            <w:shd w:val="clear" w:color="auto" w:fill="F2F2F2"/>
+            <w:tcMar>
+              <w:top w:w="80" w:type="dxa"/>
+              <w:left w:w="120" w:type="dxa"/>
+              <w:bottom w:w="80" w:type="dxa"/>
+              <w:right w:w="120" w:type="dxa"/>
+            </w:tcMar>
+            <w:vAlign w:val="center"/>
+          </w:tcPr>
+          <w:p>
+            <w:r>
+              <w:rPr>
+                <w:color w:val="000000"/>
+                <w:sz w:val="20"/>
+                <w:szCs w:val="20"/>
+              </w:rPr>
               <w:t>Initial supplementary requirements focusing on database POV</w:t>
             </w:r>
           </w:p>
         </w:tc>
         <w:tc>
           <w:tcPr>
-            <w:tcW w:w="2660" w:type="dxa"/>
-            <w:tcBorders>
-              <w:top w:val="single" w:sz="1" w:space="0" w:color="CCCCCC"/>
-              <w:left w:val="single" w:sz="1" w:space="0" w:color="CCCCCC"/>
-              <w:bottom w:val="single" w:sz="1" w:space="0" w:color="CCCCCC"/>
-              <w:right w:val="single" w:sz="1" w:space="0" w:color="CCCCCC"/>
-            </w:tcBorders>
-            <w:shd w:val="clear" w:color="auto" w:fill="FFFFFF"/>
-            <w:tcMar>
-              <w:top w:w="80" w:type="dxa"/>
-              <w:left w:w="120" w:type="dxa"/>
-              <w:bottom w:w="80" w:type="dxa"/>
-              <w:right w:w="120" w:type="dxa"/>
-            </w:tcMar>
-            <w:vAlign w:val="center"/>
-          </w:tcPr>
-          <w:p>
-            <w:r>
+            <w:tcW w:w="1800" w:type="dxa"/>
+            <w:tcBorders>
+              <w:top w:val="single" w:sz="1" w:space="0" w:color="CCCCCC"/>
+              <w:left w:val="single" w:sz="1" w:space="0" w:color="CCCCCC"/>
+              <w:bottom w:val="single" w:sz="1" w:space="0" w:color="CCCCCC"/>
+              <w:right w:val="single" w:sz="1" w:space="0" w:color="CCCCCC"/>
+            </w:tcBorders>
+            <w:shd w:val="clear" w:color="auto" w:fill="F2F2F2"/>
+            <w:tcMar>
+              <w:top w:w="80" w:type="dxa"/>
+              <w:left w:w="120" w:type="dxa"/>
+              <w:bottom w:w="80" w:type="dxa"/>
+              <w:right w:w="120" w:type="dxa"/>
+            </w:tcMar>
+            <w:vAlign w:val="center"/>
+          </w:tcPr>
+          <w:p>
+            <w:r>
+              <w:rPr>
+                <w:color w:val="000000"/>
+                <w:sz w:val="20"/>
+                <w:szCs w:val="20"/>
+              </w:rPr>
               <w:t>Katerina Arvay, Dario Ostojic, Andre Sandblom</w:t>
             </w:r>
           </w:p>
@@ -1203,96 +1378,112 @@
         </w:tblPrEx>
         <w:tc>
           <w:tcPr>
-            <w:tcW w:w="1100" w:type="dxa"/>
-            <w:tcBorders>
-              <w:top w:val="single" w:sz="1" w:space="0" w:color="CCCCCC"/>
-              <w:left w:val="single" w:sz="1" w:space="0" w:color="CCCCCC"/>
-              <w:bottom w:val="single" w:sz="1" w:space="0" w:color="CCCCCC"/>
-              <w:right w:val="single" w:sz="1" w:space="0" w:color="CCCCCC"/>
-            </w:tcBorders>
-            <w:shd w:val="clear" w:color="auto" w:fill="FFFFFF"/>
-            <w:tcMar>
-              <w:top w:w="80" w:type="dxa"/>
-              <w:left w:w="120" w:type="dxa"/>
-              <w:bottom w:w="80" w:type="dxa"/>
-              <w:right w:w="120" w:type="dxa"/>
-            </w:tcMar>
-            <w:vAlign w:val="center"/>
-          </w:tcPr>
-          <w:p>
-            <w:r>
-              <w:t>01/03/26</w:t>
-            </w:r>
-          </w:p>
-        </w:tc>
-        <w:tc>
-          <w:tcPr>
-            <w:tcW w:w="900" w:type="dxa"/>
-            <w:tcBorders>
-              <w:top w:val="single" w:sz="1" w:space="0" w:color="CCCCCC"/>
-              <w:left w:val="single" w:sz="1" w:space="0" w:color="CCCCCC"/>
-              <w:bottom w:val="single" w:sz="1" w:space="0" w:color="CCCCCC"/>
-              <w:right w:val="single" w:sz="1" w:space="0" w:color="CCCCCC"/>
-            </w:tcBorders>
-            <w:shd w:val="clear" w:color="auto" w:fill="FFFFFF"/>
-            <w:tcMar>
-              <w:top w:w="80" w:type="dxa"/>
-              <w:left w:w="120" w:type="dxa"/>
-              <w:bottom w:w="80" w:type="dxa"/>
-              <w:right w:w="120" w:type="dxa"/>
-            </w:tcMar>
-            <w:vAlign w:val="center"/>
-          </w:tcPr>
-          <w:p>
-            <w:r>
+            <w:tcW w:w="1800" w:type="dxa"/>
+            <w:tcBorders>
+              <w:top w:val="single" w:sz="1" w:space="0" w:color="CCCCCC"/>
+              <w:left w:val="single" w:sz="1" w:space="0" w:color="CCCCCC"/>
+              <w:bottom w:val="single" w:sz="1" w:space="0" w:color="CCCCCC"/>
+              <w:right w:val="single" w:sz="1" w:space="0" w:color="CCCCCC"/>
+            </w:tcBorders>
+            <w:tcMar>
+              <w:top w:w="80" w:type="dxa"/>
+              <w:left w:w="120" w:type="dxa"/>
+              <w:bottom w:w="80" w:type="dxa"/>
+              <w:right w:w="120" w:type="dxa"/>
+            </w:tcMar>
+            <w:vAlign w:val="center"/>
+          </w:tcPr>
+          <w:p>
+            <w:r>
+              <w:rPr>
+                <w:color w:val="000000"/>
+                <w:sz w:val="20"/>
+                <w:szCs w:val="20"/>
+              </w:rPr>
+              <w:t>01/03/2026</w:t>
+            </w:r>
+          </w:p>
+        </w:tc>
+        <w:tc>
+          <w:tcPr>
+            <w:tcW w:w="1200" w:type="dxa"/>
+            <w:tcBorders>
+              <w:top w:val="single" w:sz="1" w:space="0" w:color="CCCCCC"/>
+              <w:left w:val="single" w:sz="1" w:space="0" w:color="CCCCCC"/>
+              <w:bottom w:val="single" w:sz="1" w:space="0" w:color="CCCCCC"/>
+              <w:right w:val="single" w:sz="1" w:space="0" w:color="CCCCCC"/>
+            </w:tcBorders>
+            <w:tcMar>
+              <w:top w:w="80" w:type="dxa"/>
+              <w:left w:w="120" w:type="dxa"/>
+              <w:bottom w:w="80" w:type="dxa"/>
+              <w:right w:w="120" w:type="dxa"/>
+            </w:tcMar>
+            <w:vAlign w:val="center"/>
+          </w:tcPr>
+          <w:p>
+            <w:r>
+              <w:rPr>
+                <w:color w:val="000000"/>
+                <w:sz w:val="20"/>
+                <w:szCs w:val="20"/>
+              </w:rPr>
               <w:t>1.1</w:t>
             </w:r>
           </w:p>
         </w:tc>
         <w:tc>
           <w:tcPr>
-            <w:tcW w:w="4700" w:type="dxa"/>
-            <w:tcBorders>
-              <w:top w:val="single" w:sz="1" w:space="0" w:color="CCCCCC"/>
-              <w:left w:val="single" w:sz="1" w:space="0" w:color="CCCCCC"/>
-              <w:bottom w:val="single" w:sz="1" w:space="0" w:color="CCCCCC"/>
-              <w:right w:val="single" w:sz="1" w:space="0" w:color="CCCCCC"/>
-            </w:tcBorders>
-            <w:shd w:val="clear" w:color="auto" w:fill="FFFFFF"/>
-            <w:tcMar>
-              <w:top w:w="80" w:type="dxa"/>
-              <w:left w:w="120" w:type="dxa"/>
-              <w:bottom w:w="80" w:type="dxa"/>
-              <w:right w:w="120" w:type="dxa"/>
-            </w:tcMar>
-            <w:vAlign w:val="center"/>
-          </w:tcPr>
-          <w:p>
-            <w:r>
+            <w:tcW w:w="4560" w:type="dxa"/>
+            <w:tcBorders>
+              <w:top w:val="single" w:sz="1" w:space="0" w:color="CCCCCC"/>
+              <w:left w:val="single" w:sz="1" w:space="0" w:color="CCCCCC"/>
+              <w:bottom w:val="single" w:sz="1" w:space="0" w:color="CCCCCC"/>
+              <w:right w:val="single" w:sz="1" w:space="0" w:color="CCCCCC"/>
+            </w:tcBorders>
+            <w:tcMar>
+              <w:top w:w="80" w:type="dxa"/>
+              <w:left w:w="120" w:type="dxa"/>
+              <w:bottom w:w="80" w:type="dxa"/>
+              <w:right w:w="120" w:type="dxa"/>
+            </w:tcMar>
+            <w:vAlign w:val="center"/>
+          </w:tcPr>
+          <w:p>
+            <w:r>
+              <w:rPr>
+                <w:color w:val="000000"/>
+                <w:sz w:val="20"/>
+                <w:szCs w:val="20"/>
+              </w:rPr>
               <w:t>Update of supplementary requirements to reflect the adoption of Firebase Firestore Database</w:t>
             </w:r>
           </w:p>
         </w:tc>
         <w:tc>
           <w:tcPr>
-            <w:tcW w:w="2660" w:type="dxa"/>
-            <w:tcBorders>
-              <w:top w:val="single" w:sz="1" w:space="0" w:color="CCCCCC"/>
-              <w:left w:val="single" w:sz="1" w:space="0" w:color="CCCCCC"/>
-              <w:bottom w:val="single" w:sz="1" w:space="0" w:color="CCCCCC"/>
-              <w:right w:val="single" w:sz="1" w:space="0" w:color="CCCCCC"/>
-            </w:tcBorders>
-            <w:shd w:val="clear" w:color="auto" w:fill="FFFFFF"/>
-            <w:tcMar>
-              <w:top w:w="80" w:type="dxa"/>
-              <w:left w:w="120" w:type="dxa"/>
-              <w:bottom w:w="80" w:type="dxa"/>
-              <w:right w:w="120" w:type="dxa"/>
-            </w:tcMar>
-            <w:vAlign w:val="center"/>
-          </w:tcPr>
-          <w:p>
-            <w:r>
+            <w:tcW w:w="1800" w:type="dxa"/>
+            <w:tcBorders>
+              <w:top w:val="single" w:sz="1" w:space="0" w:color="CCCCCC"/>
+              <w:left w:val="single" w:sz="1" w:space="0" w:color="CCCCCC"/>
+              <w:bottom w:val="single" w:sz="1" w:space="0" w:color="CCCCCC"/>
+              <w:right w:val="single" w:sz="1" w:space="0" w:color="CCCCCC"/>
+            </w:tcBorders>
+            <w:tcMar>
+              <w:top w:w="80" w:type="dxa"/>
+              <w:left w:w="120" w:type="dxa"/>
+              <w:bottom w:w="80" w:type="dxa"/>
+              <w:right w:w="120" w:type="dxa"/>
+            </w:tcMar>
+            <w:vAlign w:val="center"/>
+          </w:tcPr>
+          <w:p>
+            <w:r>
+              <w:rPr>
+                <w:color w:val="000000"/>
+                <w:sz w:val="20"/>
+                <w:szCs w:val="20"/>
+              </w:rPr>
               <w:t>Katerina Arvay, Dario Ostojic, Andre Sandblom</w:t>
             </w:r>
           </w:p>
@@ -1307,96 +1498,116 @@
         </w:tblPrEx>
         <w:tc>
           <w:tcPr>
-            <w:tcW w:w="1100" w:type="dxa"/>
-            <w:tcBorders>
-              <w:top w:val="single" w:sz="1" w:space="0" w:color="CCCCCC"/>
-              <w:left w:val="single" w:sz="1" w:space="0" w:color="CCCCCC"/>
-              <w:bottom w:val="single" w:sz="1" w:space="0" w:color="CCCCCC"/>
-              <w:right w:val="single" w:sz="1" w:space="0" w:color="CCCCCC"/>
-            </w:tcBorders>
-            <w:shd w:val="clear" w:color="auto" w:fill="FFFFFF"/>
-            <w:tcMar>
-              <w:top w:w="80" w:type="dxa"/>
-              <w:left w:w="120" w:type="dxa"/>
-              <w:bottom w:w="80" w:type="dxa"/>
-              <w:right w:w="120" w:type="dxa"/>
-            </w:tcMar>
-            <w:vAlign w:val="center"/>
-          </w:tcPr>
-          <w:p>
-            <w:r>
-              <w:t>17/03/26</w:t>
-            </w:r>
-          </w:p>
-        </w:tc>
-        <w:tc>
-          <w:tcPr>
-            <w:tcW w:w="900" w:type="dxa"/>
-            <w:tcBorders>
-              <w:top w:val="single" w:sz="1" w:space="0" w:color="CCCCCC"/>
-              <w:left w:val="single" w:sz="1" w:space="0" w:color="CCCCCC"/>
-              <w:bottom w:val="single" w:sz="1" w:space="0" w:color="CCCCCC"/>
-              <w:right w:val="single" w:sz="1" w:space="0" w:color="CCCCCC"/>
-            </w:tcBorders>
-            <w:shd w:val="clear" w:color="auto" w:fill="FFFFFF"/>
-            <w:tcMar>
-              <w:top w:w="80" w:type="dxa"/>
-              <w:left w:w="120" w:type="dxa"/>
-              <w:bottom w:w="80" w:type="dxa"/>
-              <w:right w:w="120" w:type="dxa"/>
-            </w:tcMar>
-            <w:vAlign w:val="center"/>
-          </w:tcPr>
-          <w:p>
-            <w:r>
+            <w:tcW w:w="1800" w:type="dxa"/>
+            <w:tcBorders>
+              <w:top w:val="single" w:sz="1" w:space="0" w:color="CCCCCC"/>
+              <w:left w:val="single" w:sz="1" w:space="0" w:color="CCCCCC"/>
+              <w:bottom w:val="single" w:sz="1" w:space="0" w:color="CCCCCC"/>
+              <w:right w:val="single" w:sz="1" w:space="0" w:color="CCCCCC"/>
+            </w:tcBorders>
+            <w:shd w:val="clear" w:color="auto" w:fill="F2F2F2"/>
+            <w:tcMar>
+              <w:top w:w="80" w:type="dxa"/>
+              <w:left w:w="120" w:type="dxa"/>
+              <w:bottom w:w="80" w:type="dxa"/>
+              <w:right w:w="120" w:type="dxa"/>
+            </w:tcMar>
+            <w:vAlign w:val="center"/>
+          </w:tcPr>
+          <w:p>
+            <w:r>
+              <w:rPr>
+                <w:color w:val="000000"/>
+                <w:sz w:val="20"/>
+                <w:szCs w:val="20"/>
+              </w:rPr>
+              <w:t>17/03/2026</w:t>
+            </w:r>
+          </w:p>
+        </w:tc>
+        <w:tc>
+          <w:tcPr>
+            <w:tcW w:w="1200" w:type="dxa"/>
+            <w:tcBorders>
+              <w:top w:val="single" w:sz="1" w:space="0" w:color="CCCCCC"/>
+              <w:left w:val="single" w:sz="1" w:space="0" w:color="CCCCCC"/>
+              <w:bottom w:val="single" w:sz="1" w:space="0" w:color="CCCCCC"/>
+              <w:right w:val="single" w:sz="1" w:space="0" w:color="CCCCCC"/>
+            </w:tcBorders>
+            <w:shd w:val="clear" w:color="auto" w:fill="F2F2F2"/>
+            <w:tcMar>
+              <w:top w:w="80" w:type="dxa"/>
+              <w:left w:w="120" w:type="dxa"/>
+              <w:bottom w:w="80" w:type="dxa"/>
+              <w:right w:w="120" w:type="dxa"/>
+            </w:tcMar>
+            <w:vAlign w:val="center"/>
+          </w:tcPr>
+          <w:p>
+            <w:r>
+              <w:rPr>
+                <w:color w:val="000000"/>
+                <w:sz w:val="20"/>
+                <w:szCs w:val="20"/>
+              </w:rPr>
               <w:t>1.2</w:t>
             </w:r>
           </w:p>
         </w:tc>
         <w:tc>
           <w:tcPr>
-            <w:tcW w:w="4700" w:type="dxa"/>
-            <w:tcBorders>
-              <w:top w:val="single" w:sz="1" w:space="0" w:color="CCCCCC"/>
-              <w:left w:val="single" w:sz="1" w:space="0" w:color="CCCCCC"/>
-              <w:bottom w:val="single" w:sz="1" w:space="0" w:color="CCCCCC"/>
-              <w:right w:val="single" w:sz="1" w:space="0" w:color="CCCCCC"/>
-            </w:tcBorders>
-            <w:shd w:val="clear" w:color="auto" w:fill="FFFFFF"/>
-            <w:tcMar>
-              <w:top w:w="80" w:type="dxa"/>
-              <w:left w:w="120" w:type="dxa"/>
-              <w:bottom w:w="80" w:type="dxa"/>
-              <w:right w:w="120" w:type="dxa"/>
-            </w:tcMar>
-            <w:vAlign w:val="center"/>
-          </w:tcPr>
-          <w:p>
-            <w:r>
-              <w:t>Extended supplementary requirements to include deployment considerations and hybrid architecture (Firebase Firestore + gateway)</w:t>
-            </w:r>
-          </w:p>
-        </w:tc>
-        <w:tc>
-          <w:tcPr>
-            <w:tcW w:w="2660" w:type="dxa"/>
-            <w:tcBorders>
-              <w:top w:val="single" w:sz="1" w:space="0" w:color="CCCCCC"/>
-              <w:left w:val="single" w:sz="1" w:space="0" w:color="CCCCCC"/>
-              <w:bottom w:val="single" w:sz="1" w:space="0" w:color="CCCCCC"/>
-              <w:right w:val="single" w:sz="1" w:space="0" w:color="CCCCCC"/>
-            </w:tcBorders>
-            <w:shd w:val="clear" w:color="auto" w:fill="FFFFFF"/>
-            <w:tcMar>
-              <w:top w:w="80" w:type="dxa"/>
-              <w:left w:w="120" w:type="dxa"/>
-              <w:bottom w:w="80" w:type="dxa"/>
-              <w:right w:w="120" w:type="dxa"/>
-            </w:tcMar>
-            <w:vAlign w:val="center"/>
-          </w:tcPr>
-          <w:p>
-            <w:r>
+            <w:tcW w:w="4560" w:type="dxa"/>
+            <w:tcBorders>
+              <w:top w:val="single" w:sz="1" w:space="0" w:color="CCCCCC"/>
+              <w:left w:val="single" w:sz="1" w:space="0" w:color="CCCCCC"/>
+              <w:bottom w:val="single" w:sz="1" w:space="0" w:color="CCCCCC"/>
+              <w:right w:val="single" w:sz="1" w:space="0" w:color="CCCCCC"/>
+            </w:tcBorders>
+            <w:shd w:val="clear" w:color="auto" w:fill="F2F2F2"/>
+            <w:tcMar>
+              <w:top w:w="80" w:type="dxa"/>
+              <w:left w:w="120" w:type="dxa"/>
+              <w:bottom w:w="80" w:type="dxa"/>
+              <w:right w:w="120" w:type="dxa"/>
+            </w:tcMar>
+            <w:vAlign w:val="center"/>
+          </w:tcPr>
+          <w:p>
+            <w:r>
+              <w:rPr>
+                <w:color w:val="000000"/>
+                <w:sz w:val="20"/>
+                <w:szCs w:val="20"/>
+              </w:rPr>
+              <w:t>Extended supplementary requirements to include deployment considerations and hybrid architecture</w:t>
+            </w:r>
+          </w:p>
+        </w:tc>
+        <w:tc>
+          <w:tcPr>
+            <w:tcW w:w="1800" w:type="dxa"/>
+            <w:tcBorders>
+              <w:top w:val="single" w:sz="1" w:space="0" w:color="CCCCCC"/>
+              <w:left w:val="single" w:sz="1" w:space="0" w:color="CCCCCC"/>
+              <w:bottom w:val="single" w:sz="1" w:space="0" w:color="CCCCCC"/>
+              <w:right w:val="single" w:sz="1" w:space="0" w:color="CCCCCC"/>
+            </w:tcBorders>
+            <w:shd w:val="clear" w:color="auto" w:fill="F2F2F2"/>
+            <w:tcMar>
+              <w:top w:w="80" w:type="dxa"/>
+              <w:left w:w="120" w:type="dxa"/>
+              <w:bottom w:w="80" w:type="dxa"/>
+              <w:right w:w="120" w:type="dxa"/>
+            </w:tcMar>
+            <w:vAlign w:val="center"/>
+          </w:tcPr>
+          <w:p>
+            <w:r>
+              <w:rPr>
+                <w:color w:val="000000"/>
+                <w:sz w:val="20"/>
+                <w:szCs w:val="20"/>
+              </w:rPr>
               <w:t>Katerina Arvay, Dario Ostojic, Andre Sandblom</w:t>
             </w:r>
           </w:p>
@@ -1411,96 +1622,112 @@
         </w:tblPrEx>
         <w:tc>
           <w:tcPr>
-            <w:tcW w:w="1100" w:type="dxa"/>
-            <w:tcBorders>
-              <w:top w:val="single" w:sz="1" w:space="0" w:color="CCCCCC"/>
-              <w:left w:val="single" w:sz="1" w:space="0" w:color="CCCCCC"/>
-              <w:bottom w:val="single" w:sz="1" w:space="0" w:color="CCCCCC"/>
-              <w:right w:val="single" w:sz="1" w:space="0" w:color="CCCCCC"/>
-            </w:tcBorders>
-            <w:shd w:val="clear" w:color="auto" w:fill="FFFFFF"/>
-            <w:tcMar>
-              <w:top w:w="80" w:type="dxa"/>
-              <w:left w:w="120" w:type="dxa"/>
-              <w:bottom w:w="80" w:type="dxa"/>
-              <w:right w:w="120" w:type="dxa"/>
-            </w:tcMar>
-            <w:vAlign w:val="center"/>
-          </w:tcPr>
-          <w:p>
-            <w:r>
-              <w:t>23/3/26</w:t>
-            </w:r>
-          </w:p>
-        </w:tc>
-        <w:tc>
-          <w:tcPr>
-            <w:tcW w:w="900" w:type="dxa"/>
-            <w:tcBorders>
-              <w:top w:val="single" w:sz="1" w:space="0" w:color="CCCCCC"/>
-              <w:left w:val="single" w:sz="1" w:space="0" w:color="CCCCCC"/>
-              <w:bottom w:val="single" w:sz="1" w:space="0" w:color="CCCCCC"/>
-              <w:right w:val="single" w:sz="1" w:space="0" w:color="CCCCCC"/>
-            </w:tcBorders>
-            <w:shd w:val="clear" w:color="auto" w:fill="FFFFFF"/>
-            <w:tcMar>
-              <w:top w:w="80" w:type="dxa"/>
-              <w:left w:w="120" w:type="dxa"/>
-              <w:bottom w:w="80" w:type="dxa"/>
-              <w:right w:w="120" w:type="dxa"/>
-            </w:tcMar>
-            <w:vAlign w:val="center"/>
-          </w:tcPr>
-          <w:p>
-            <w:r>
+            <w:tcW w:w="1800" w:type="dxa"/>
+            <w:tcBorders>
+              <w:top w:val="single" w:sz="1" w:space="0" w:color="CCCCCC"/>
+              <w:left w:val="single" w:sz="1" w:space="0" w:color="CCCCCC"/>
+              <w:bottom w:val="single" w:sz="1" w:space="0" w:color="CCCCCC"/>
+              <w:right w:val="single" w:sz="1" w:space="0" w:color="CCCCCC"/>
+            </w:tcBorders>
+            <w:tcMar>
+              <w:top w:w="80" w:type="dxa"/>
+              <w:left w:w="120" w:type="dxa"/>
+              <w:bottom w:w="80" w:type="dxa"/>
+              <w:right w:w="120" w:type="dxa"/>
+            </w:tcMar>
+            <w:vAlign w:val="center"/>
+          </w:tcPr>
+          <w:p>
+            <w:r>
+              <w:rPr>
+                <w:color w:val="000000"/>
+                <w:sz w:val="20"/>
+                <w:szCs w:val="20"/>
+              </w:rPr>
+              <w:t>23/03/2026</w:t>
+            </w:r>
+          </w:p>
+        </w:tc>
+        <w:tc>
+          <w:tcPr>
+            <w:tcW w:w="1200" w:type="dxa"/>
+            <w:tcBorders>
+              <w:top w:val="single" w:sz="1" w:space="0" w:color="CCCCCC"/>
+              <w:left w:val="single" w:sz="1" w:space="0" w:color="CCCCCC"/>
+              <w:bottom w:val="single" w:sz="1" w:space="0" w:color="CCCCCC"/>
+              <w:right w:val="single" w:sz="1" w:space="0" w:color="CCCCCC"/>
+            </w:tcBorders>
+            <w:tcMar>
+              <w:top w:w="80" w:type="dxa"/>
+              <w:left w:w="120" w:type="dxa"/>
+              <w:bottom w:w="80" w:type="dxa"/>
+              <w:right w:w="120" w:type="dxa"/>
+            </w:tcMar>
+            <w:vAlign w:val="center"/>
+          </w:tcPr>
+          <w:p>
+            <w:r>
+              <w:rPr>
+                <w:color w:val="000000"/>
+                <w:sz w:val="20"/>
+                <w:szCs w:val="20"/>
+              </w:rPr>
               <w:t>1.3</w:t>
             </w:r>
           </w:p>
         </w:tc>
         <w:tc>
           <w:tcPr>
-            <w:tcW w:w="4700" w:type="dxa"/>
-            <w:tcBorders>
-              <w:top w:val="single" w:sz="1" w:space="0" w:color="CCCCCC"/>
-              <w:left w:val="single" w:sz="1" w:space="0" w:color="CCCCCC"/>
-              <w:bottom w:val="single" w:sz="1" w:space="0" w:color="CCCCCC"/>
-              <w:right w:val="single" w:sz="1" w:space="0" w:color="CCCCCC"/>
-            </w:tcBorders>
-            <w:shd w:val="clear" w:color="auto" w:fill="FFFFFF"/>
-            <w:tcMar>
-              <w:top w:w="80" w:type="dxa"/>
-              <w:left w:w="120" w:type="dxa"/>
-              <w:bottom w:w="80" w:type="dxa"/>
-              <w:right w:w="120" w:type="dxa"/>
-            </w:tcMar>
-            <w:vAlign w:val="center"/>
-          </w:tcPr>
-          <w:p>
-            <w:r>
+            <w:tcW w:w="4560" w:type="dxa"/>
+            <w:tcBorders>
+              <w:top w:val="single" w:sz="1" w:space="0" w:color="CCCCCC"/>
+              <w:left w:val="single" w:sz="1" w:space="0" w:color="CCCCCC"/>
+              <w:bottom w:val="single" w:sz="1" w:space="0" w:color="CCCCCC"/>
+              <w:right w:val="single" w:sz="1" w:space="0" w:color="CCCCCC"/>
+            </w:tcBorders>
+            <w:tcMar>
+              <w:top w:w="80" w:type="dxa"/>
+              <w:left w:w="120" w:type="dxa"/>
+              <w:bottom w:w="80" w:type="dxa"/>
+              <w:right w:w="120" w:type="dxa"/>
+            </w:tcMar>
+            <w:vAlign w:val="center"/>
+          </w:tcPr>
+          <w:p>
+            <w:r>
+              <w:rPr>
+                <w:color w:val="000000"/>
+                <w:sz w:val="20"/>
+                <w:szCs w:val="20"/>
+              </w:rPr>
               <w:t>Revised wording to include a dual database structure</w:t>
             </w:r>
           </w:p>
         </w:tc>
         <w:tc>
           <w:tcPr>
-            <w:tcW w:w="2660" w:type="dxa"/>
-            <w:tcBorders>
-              <w:top w:val="single" w:sz="1" w:space="0" w:color="CCCCCC"/>
-              <w:left w:val="single" w:sz="1" w:space="0" w:color="CCCCCC"/>
-              <w:bottom w:val="single" w:sz="1" w:space="0" w:color="CCCCCC"/>
-              <w:right w:val="single" w:sz="1" w:space="0" w:color="CCCCCC"/>
-            </w:tcBorders>
-            <w:shd w:val="clear" w:color="auto" w:fill="FFFFFF"/>
-            <w:tcMar>
-              <w:top w:w="80" w:type="dxa"/>
-              <w:left w:w="120" w:type="dxa"/>
-              <w:bottom w:w="80" w:type="dxa"/>
-              <w:right w:w="120" w:type="dxa"/>
-            </w:tcMar>
-            <w:vAlign w:val="center"/>
-          </w:tcPr>
-          <w:p>
-            <w:r>
+            <w:tcW w:w="1800" w:type="dxa"/>
+            <w:tcBorders>
+              <w:top w:val="single" w:sz="1" w:space="0" w:color="CCCCCC"/>
+              <w:left w:val="single" w:sz="1" w:space="0" w:color="CCCCCC"/>
+              <w:bottom w:val="single" w:sz="1" w:space="0" w:color="CCCCCC"/>
+              <w:right w:val="single" w:sz="1" w:space="0" w:color="CCCCCC"/>
+            </w:tcBorders>
+            <w:tcMar>
+              <w:top w:w="80" w:type="dxa"/>
+              <w:left w:w="120" w:type="dxa"/>
+              <w:bottom w:w="80" w:type="dxa"/>
+              <w:right w:w="120" w:type="dxa"/>
+            </w:tcMar>
+            <w:vAlign w:val="center"/>
+          </w:tcPr>
+          <w:p>
+            <w:r>
+              <w:rPr>
+                <w:color w:val="000000"/>
+                <w:sz w:val="20"/>
+                <w:szCs w:val="20"/>
+              </w:rPr>
               <w:t>Katerina Arvay, Dario Ostojic, Andre Sandblom</w:t>
             </w:r>
           </w:p>
@@ -1515,96 +1742,116 @@
         </w:tblPrEx>
         <w:tc>
           <w:tcPr>
-            <w:tcW w:w="1100" w:type="dxa"/>
-            <w:tcBorders>
-              <w:top w:val="single" w:sz="1" w:space="0" w:color="CCCCCC"/>
-              <w:left w:val="single" w:sz="1" w:space="0" w:color="CCCCCC"/>
-              <w:bottom w:val="single" w:sz="1" w:space="0" w:color="CCCCCC"/>
-              <w:right w:val="single" w:sz="1" w:space="0" w:color="CCCCCC"/>
-            </w:tcBorders>
-            <w:shd w:val="clear" w:color="auto" w:fill="FFFFFF"/>
-            <w:tcMar>
-              <w:top w:w="80" w:type="dxa"/>
-              <w:left w:w="120" w:type="dxa"/>
-              <w:bottom w:w="80" w:type="dxa"/>
-              <w:right w:w="120" w:type="dxa"/>
-            </w:tcMar>
-            <w:vAlign w:val="center"/>
-          </w:tcPr>
-          <w:p>
-            <w:r>
-              <w:t>08/05/26</w:t>
-            </w:r>
-          </w:p>
-        </w:tc>
-        <w:tc>
-          <w:tcPr>
-            <w:tcW w:w="900" w:type="dxa"/>
-            <w:tcBorders>
-              <w:top w:val="single" w:sz="1" w:space="0" w:color="CCCCCC"/>
-              <w:left w:val="single" w:sz="1" w:space="0" w:color="CCCCCC"/>
-              <w:bottom w:val="single" w:sz="1" w:space="0" w:color="CCCCCC"/>
-              <w:right w:val="single" w:sz="1" w:space="0" w:color="CCCCCC"/>
-            </w:tcBorders>
-            <w:shd w:val="clear" w:color="auto" w:fill="FFFFFF"/>
-            <w:tcMar>
-              <w:top w:w="80" w:type="dxa"/>
-              <w:left w:w="120" w:type="dxa"/>
-              <w:bottom w:w="80" w:type="dxa"/>
-              <w:right w:w="120" w:type="dxa"/>
-            </w:tcMar>
-            <w:vAlign w:val="center"/>
-          </w:tcPr>
-          <w:p>
-            <w:r>
+            <w:tcW w:w="1800" w:type="dxa"/>
+            <w:tcBorders>
+              <w:top w:val="single" w:sz="1" w:space="0" w:color="CCCCCC"/>
+              <w:left w:val="single" w:sz="1" w:space="0" w:color="CCCCCC"/>
+              <w:bottom w:val="single" w:sz="1" w:space="0" w:color="CCCCCC"/>
+              <w:right w:val="single" w:sz="1" w:space="0" w:color="CCCCCC"/>
+            </w:tcBorders>
+            <w:shd w:val="clear" w:color="auto" w:fill="F2F2F2"/>
+            <w:tcMar>
+              <w:top w:w="80" w:type="dxa"/>
+              <w:left w:w="120" w:type="dxa"/>
+              <w:bottom w:w="80" w:type="dxa"/>
+              <w:right w:w="120" w:type="dxa"/>
+            </w:tcMar>
+            <w:vAlign w:val="center"/>
+          </w:tcPr>
+          <w:p>
+            <w:r>
+              <w:rPr>
+                <w:color w:val="000000"/>
+                <w:sz w:val="20"/>
+                <w:szCs w:val="20"/>
+              </w:rPr>
+              <w:t>08/05/2026</w:t>
+            </w:r>
+          </w:p>
+        </w:tc>
+        <w:tc>
+          <w:tcPr>
+            <w:tcW w:w="1200" w:type="dxa"/>
+            <w:tcBorders>
+              <w:top w:val="single" w:sz="1" w:space="0" w:color="CCCCCC"/>
+              <w:left w:val="single" w:sz="1" w:space="0" w:color="CCCCCC"/>
+              <w:bottom w:val="single" w:sz="1" w:space="0" w:color="CCCCCC"/>
+              <w:right w:val="single" w:sz="1" w:space="0" w:color="CCCCCC"/>
+            </w:tcBorders>
+            <w:shd w:val="clear" w:color="auto" w:fill="F2F2F2"/>
+            <w:tcMar>
+              <w:top w:w="80" w:type="dxa"/>
+              <w:left w:w="120" w:type="dxa"/>
+              <w:bottom w:w="80" w:type="dxa"/>
+              <w:right w:w="120" w:type="dxa"/>
+            </w:tcMar>
+            <w:vAlign w:val="center"/>
+          </w:tcPr>
+          <w:p>
+            <w:r>
+              <w:rPr>
+                <w:color w:val="000000"/>
+                <w:sz w:val="20"/>
+                <w:szCs w:val="20"/>
+              </w:rPr>
               <w:t>1.4</w:t>
             </w:r>
           </w:p>
         </w:tc>
         <w:tc>
           <w:tcPr>
-            <w:tcW w:w="4700" w:type="dxa"/>
-            <w:tcBorders>
-              <w:top w:val="single" w:sz="1" w:space="0" w:color="CCCCCC"/>
-              <w:left w:val="single" w:sz="1" w:space="0" w:color="CCCCCC"/>
-              <w:bottom w:val="single" w:sz="1" w:space="0" w:color="CCCCCC"/>
-              <w:right w:val="single" w:sz="1" w:space="0" w:color="CCCCCC"/>
-            </w:tcBorders>
-            <w:shd w:val="clear" w:color="auto" w:fill="FFFFFF"/>
-            <w:tcMar>
-              <w:top w:w="80" w:type="dxa"/>
-              <w:left w:w="120" w:type="dxa"/>
-              <w:bottom w:w="80" w:type="dxa"/>
-              <w:right w:w="120" w:type="dxa"/>
-            </w:tcMar>
-            <w:vAlign w:val="center"/>
-          </w:tcPr>
-          <w:p>
-            <w:r>
+            <w:tcW w:w="4560" w:type="dxa"/>
+            <w:tcBorders>
+              <w:top w:val="single" w:sz="1" w:space="0" w:color="CCCCCC"/>
+              <w:left w:val="single" w:sz="1" w:space="0" w:color="CCCCCC"/>
+              <w:bottom w:val="single" w:sz="1" w:space="0" w:color="CCCCCC"/>
+              <w:right w:val="single" w:sz="1" w:space="0" w:color="CCCCCC"/>
+            </w:tcBorders>
+            <w:shd w:val="clear" w:color="auto" w:fill="F2F2F2"/>
+            <w:tcMar>
+              <w:top w:w="80" w:type="dxa"/>
+              <w:left w:w="120" w:type="dxa"/>
+              <w:bottom w:w="80" w:type="dxa"/>
+              <w:right w:w="120" w:type="dxa"/>
+            </w:tcMar>
+            <w:vAlign w:val="center"/>
+          </w:tcPr>
+          <w:p>
+            <w:r>
+              <w:rPr>
+                <w:color w:val="000000"/>
+                <w:sz w:val="20"/>
+                <w:szCs w:val="20"/>
+              </w:rPr>
               <w:t>S5 Not Implemented (Supabase is stub code); S4 Partial (SG1 Firestore rules wide open); S7 Partial (only primary DB operational); S8 elevated to Essential; priorities updated</w:t>
             </w:r>
           </w:p>
         </w:tc>
         <w:tc>
           <w:tcPr>
-            <w:tcW w:w="2660" w:type="dxa"/>
-            <w:tcBorders>
-              <w:top w:val="single" w:sz="1" w:space="0" w:color="CCCCCC"/>
-              <w:left w:val="single" w:sz="1" w:space="0" w:color="CCCCCC"/>
-              <w:bottom w:val="single" w:sz="1" w:space="0" w:color="CCCCCC"/>
-              <w:right w:val="single" w:sz="1" w:space="0" w:color="CCCCCC"/>
-            </w:tcBorders>
-            <w:shd w:val="clear" w:color="auto" w:fill="FFFFFF"/>
-            <w:tcMar>
-              <w:top w:w="80" w:type="dxa"/>
-              <w:left w:w="120" w:type="dxa"/>
-              <w:bottom w:w="80" w:type="dxa"/>
-              <w:right w:w="120" w:type="dxa"/>
-            </w:tcMar>
-            <w:vAlign w:val="center"/>
-          </w:tcPr>
-          <w:p>
-            <w:r>
+            <w:tcW w:w="1800" w:type="dxa"/>
+            <w:tcBorders>
+              <w:top w:val="single" w:sz="1" w:space="0" w:color="CCCCCC"/>
+              <w:left w:val="single" w:sz="1" w:space="0" w:color="CCCCCC"/>
+              <w:bottom w:val="single" w:sz="1" w:space="0" w:color="CCCCCC"/>
+              <w:right w:val="single" w:sz="1" w:space="0" w:color="CCCCCC"/>
+            </w:tcBorders>
+            <w:shd w:val="clear" w:color="auto" w:fill="F2F2F2"/>
+            <w:tcMar>
+              <w:top w:w="80" w:type="dxa"/>
+              <w:left w:w="120" w:type="dxa"/>
+              <w:bottom w:w="80" w:type="dxa"/>
+              <w:right w:w="120" w:type="dxa"/>
+            </w:tcMar>
+            <w:vAlign w:val="center"/>
+          </w:tcPr>
+          <w:p>
+            <w:r>
+              <w:rPr>
+                <w:color w:val="000000"/>
+                <w:sz w:val="20"/>
+                <w:szCs w:val="20"/>
+              </w:rPr>
               <w:t>Katerina Arvay, Dario Ostojic, Andre Sandblom</w:t>
             </w:r>
           </w:p>
@@ -1616,9 +1863,9 @@
       <w:pPr>
         <w:pStyle w:val="Heading2"/>
       </w:pPr>
-      <w:bookmarkStart w:id="3" w:name="_Toc229155952"/>
-      <w:r>
-        <w:t>Supplementary Requirements List</w:t>
+      <w:bookmarkStart w:id="3" w:name="_Toc230551557"/>
+      <w:r>
+        <w:t>Color Code Legend</w:t>
       </w:r>
       <w:bookmarkEnd w:id="3"/>
     </w:p>
@@ -1637,11 +1884,110 @@
           <w:left w:w="10" w:type="dxa"/>
           <w:right w:w="10" w:type="dxa"/>
         </w:tblCellMar>
-        <w:tblLook w:val="04A0" w:firstRow="1" w:lastRow="0" w:firstColumn="1" w:lastColumn="0" w:noHBand="0" w:noVBand="1"/>
+        <w:tblLook w:val="0000" w:firstRow="0" w:lastRow="0" w:firstColumn="0" w:lastColumn="0" w:noHBand="0" w:noVBand="0"/>
       </w:tblPr>
       <w:tblGrid>
-        <w:gridCol w:w="6800"/>
-        <w:gridCol w:w="2560"/>
+        <w:gridCol w:w="4680"/>
+        <w:gridCol w:w="4680"/>
+      </w:tblGrid>
+      <w:tr>
+        <w:tblPrEx>
+          <w:tblCellMar>
+            <w:top w:w="0" w:type="dxa"/>
+            <w:bottom w:w="0" w:type="dxa"/>
+          </w:tblCellMar>
+        </w:tblPrEx>
+        <w:tc>
+          <w:tcPr>
+            <w:tcW w:w="4680" w:type="dxa"/>
+            <w:tcBorders>
+              <w:top w:val="single" w:sz="1" w:space="0" w:color="CCCCCC"/>
+              <w:left w:val="single" w:sz="1" w:space="0" w:color="CCCCCC"/>
+              <w:bottom w:val="single" w:sz="1" w:space="0" w:color="CCCCCC"/>
+              <w:right w:val="single" w:sz="1" w:space="0" w:color="CCCCCC"/>
+            </w:tcBorders>
+            <w:shd w:val="clear" w:color="auto" w:fill="C6EFCE"/>
+            <w:tcMar>
+              <w:top w:w="80" w:type="dxa"/>
+              <w:left w:w="120" w:type="dxa"/>
+              <w:bottom w:w="80" w:type="dxa"/>
+              <w:right w:w="120" w:type="dxa"/>
+            </w:tcMar>
+            <w:vAlign w:val="center"/>
+          </w:tcPr>
+          <w:p>
+            <w:r>
+              <w:rPr>
+                <w:color w:val="000000"/>
+                <w:sz w:val="20"/>
+                <w:szCs w:val="20"/>
+              </w:rPr>
+              <w:t>Essential — must be implemented for the system to function</w:t>
+            </w:r>
+          </w:p>
+        </w:tc>
+        <w:tc>
+          <w:tcPr>
+            <w:tcW w:w="4680" w:type="dxa"/>
+            <w:tcBorders>
+              <w:top w:val="single" w:sz="1" w:space="0" w:color="CCCCCC"/>
+              <w:left w:val="single" w:sz="1" w:space="0" w:color="CCCCCC"/>
+              <w:bottom w:val="single" w:sz="1" w:space="0" w:color="CCCCCC"/>
+              <w:right w:val="single" w:sz="1" w:space="0" w:color="CCCCCC"/>
+            </w:tcBorders>
+            <w:shd w:val="clear" w:color="auto" w:fill="FFEB9C"/>
+            <w:tcMar>
+              <w:top w:w="80" w:type="dxa"/>
+              <w:left w:w="120" w:type="dxa"/>
+              <w:bottom w:w="80" w:type="dxa"/>
+              <w:right w:w="120" w:type="dxa"/>
+            </w:tcMar>
+            <w:vAlign w:val="center"/>
+          </w:tcPr>
+          <w:p>
+            <w:r>
+              <w:rPr>
+                <w:color w:val="000000"/>
+                <w:sz w:val="20"/>
+                <w:szCs w:val="20"/>
+              </w:rPr>
+              <w:t>Desirable — improves the system, but not strictly required</w:t>
+            </w:r>
+          </w:p>
+        </w:tc>
+      </w:tr>
+    </w:tbl>
+    <w:p/>
+    <w:p>
+      <w:pPr>
+        <w:pStyle w:val="Heading2"/>
+      </w:pPr>
+      <w:bookmarkStart w:id="4" w:name="_Toc230551558"/>
+      <w:r>
+        <w:t>Supplementary Requirements List</w:t>
+      </w:r>
+      <w:bookmarkEnd w:id="4"/>
+    </w:p>
+    <w:tbl>
+      <w:tblPr>
+        <w:tblW w:w="9360" w:type="dxa"/>
+        <w:tblBorders>
+          <w:top w:val="single" w:sz="4" w:space="0" w:color="auto"/>
+          <w:left w:val="single" w:sz="4" w:space="0" w:color="auto"/>
+          <w:bottom w:val="single" w:sz="4" w:space="0" w:color="auto"/>
+          <w:right w:val="single" w:sz="4" w:space="0" w:color="auto"/>
+          <w:insideH w:val="single" w:sz="4" w:space="0" w:color="auto"/>
+          <w:insideV w:val="single" w:sz="4" w:space="0" w:color="auto"/>
+        </w:tblBorders>
+        <w:tblCellMar>
+          <w:left w:w="10" w:type="dxa"/>
+          <w:right w:w="10" w:type="dxa"/>
+        </w:tblCellMar>
+        <w:tblLook w:val="0000" w:firstRow="0" w:lastRow="0" w:firstColumn="0" w:lastColumn="0" w:noHBand="0" w:noVBand="0"/>
+      </w:tblPr>
+      <w:tblGrid>
+        <w:gridCol w:w="7360"/>
+        <w:gridCol w:w="2000"/>
       </w:tblGrid>
       <w:tr>
         <w:tblPrEx>
@@ -1655,14 +2001,14 @@
         </w:trPr>
         <w:tc>
           <w:tcPr>
-            <w:tcW w:w="6800" w:type="dxa"/>
-            <w:tcBorders>
-              <w:top w:val="single" w:sz="1" w:space="0" w:color="CCCCCC"/>
-              <w:left w:val="single" w:sz="1" w:space="0" w:color="CCCCCC"/>
-              <w:bottom w:val="single" w:sz="1" w:space="0" w:color="CCCCCC"/>
-              <w:right w:val="single" w:sz="1" w:space="0" w:color="CCCCCC"/>
-            </w:tcBorders>
-            <w:shd w:val="clear" w:color="auto" w:fill="2E6DA4"/>
+            <w:tcW w:w="7360" w:type="dxa"/>
+            <w:tcBorders>
+              <w:top w:val="single" w:sz="1" w:space="0" w:color="CCCCCC"/>
+              <w:left w:val="single" w:sz="1" w:space="0" w:color="CCCCCC"/>
+              <w:bottom w:val="single" w:sz="1" w:space="0" w:color="CCCCCC"/>
+              <w:right w:val="single" w:sz="1" w:space="0" w:color="CCCCCC"/>
+            </w:tcBorders>
+            <w:shd w:val="clear" w:color="auto" w:fill="2E4057"/>
             <w:tcMar>
               <w:top w:w="80" w:type="dxa"/>
               <w:left w:w="120" w:type="dxa"/>
@@ -1677,6 +2023,8 @@
                 <w:b/>
                 <w:bCs/>
                 <w:color w:val="FFFFFF"/>
+                <w:sz w:val="20"/>
+                <w:szCs w:val="20"/>
               </w:rPr>
               <w:t>Supplementary Requirement Name</w:t>
             </w:r>
@@ -1684,14 +2032,14 @@
         </w:tc>
         <w:tc>
           <w:tcPr>
-            <w:tcW w:w="2560" w:type="dxa"/>
-            <w:tcBorders>
-              <w:top w:val="single" w:sz="1" w:space="0" w:color="CCCCCC"/>
-              <w:left w:val="single" w:sz="1" w:space="0" w:color="CCCCCC"/>
-              <w:bottom w:val="single" w:sz="1" w:space="0" w:color="CCCCCC"/>
-              <w:right w:val="single" w:sz="1" w:space="0" w:color="CCCCCC"/>
-            </w:tcBorders>
-            <w:shd w:val="clear" w:color="auto" w:fill="2E6DA4"/>
+            <w:tcW w:w="2000" w:type="dxa"/>
+            <w:tcBorders>
+              <w:top w:val="single" w:sz="1" w:space="0" w:color="CCCCCC"/>
+              <w:left w:val="single" w:sz="1" w:space="0" w:color="CCCCCC"/>
+              <w:bottom w:val="single" w:sz="1" w:space="0" w:color="CCCCCC"/>
+              <w:right w:val="single" w:sz="1" w:space="0" w:color="CCCCCC"/>
+            </w:tcBorders>
+            <w:shd w:val="clear" w:color="auto" w:fill="2E4057"/>
             <w:tcMar>
               <w:top w:w="80" w:type="dxa"/>
               <w:left w:w="120" w:type="dxa"/>
@@ -1706,6 +2054,8 @@
                 <w:b/>
                 <w:bCs/>
                 <w:color w:val="FFFFFF"/>
+                <w:sz w:val="20"/>
+                <w:szCs w:val="20"/>
               </w:rPr>
               <w:t>Priority</w:t>
             </w:r>
@@ -1721,48 +2071,58 @@
         </w:tblPrEx>
         <w:tc>
           <w:tcPr>
-            <w:tcW w:w="6800" w:type="dxa"/>
-            <w:tcBorders>
-              <w:top w:val="single" w:sz="1" w:space="0" w:color="CCCCCC"/>
-              <w:left w:val="single" w:sz="1" w:space="0" w:color="CCCCCC"/>
-              <w:bottom w:val="single" w:sz="1" w:space="0" w:color="CCCCCC"/>
-              <w:right w:val="single" w:sz="1" w:space="0" w:color="CCCCCC"/>
-            </w:tcBorders>
-            <w:shd w:val="clear" w:color="auto" w:fill="FFFFFF"/>
-            <w:tcMar>
-              <w:top w:w="80" w:type="dxa"/>
-              <w:left w:w="120" w:type="dxa"/>
-              <w:bottom w:w="80" w:type="dxa"/>
-              <w:right w:w="120" w:type="dxa"/>
-            </w:tcMar>
-            <w:vAlign w:val="center"/>
-          </w:tcPr>
-          <w:p>
-            <w:r>
+            <w:tcW w:w="7360" w:type="dxa"/>
+            <w:tcBorders>
+              <w:top w:val="single" w:sz="1" w:space="0" w:color="CCCCCC"/>
+              <w:left w:val="single" w:sz="1" w:space="0" w:color="CCCCCC"/>
+              <w:bottom w:val="single" w:sz="1" w:space="0" w:color="CCCCCC"/>
+              <w:right w:val="single" w:sz="1" w:space="0" w:color="CCCCCC"/>
+            </w:tcBorders>
+            <w:shd w:val="clear" w:color="auto" w:fill="F2F2F2"/>
+            <w:tcMar>
+              <w:top w:w="80" w:type="dxa"/>
+              <w:left w:w="120" w:type="dxa"/>
+              <w:bottom w:w="80" w:type="dxa"/>
+              <w:right w:w="120" w:type="dxa"/>
+            </w:tcMar>
+            <w:vAlign w:val="center"/>
+          </w:tcPr>
+          <w:p>
+            <w:r>
+              <w:rPr>
+                <w:color w:val="000000"/>
+                <w:sz w:val="20"/>
+                <w:szCs w:val="20"/>
+              </w:rPr>
               <w:t>S1.  Data persistence &amp; consistency</w:t>
             </w:r>
           </w:p>
         </w:tc>
         <w:tc>
           <w:tcPr>
-            <w:tcW w:w="2560" w:type="dxa"/>
-            <w:tcBorders>
-              <w:top w:val="single" w:sz="1" w:space="0" w:color="CCCCCC"/>
-              <w:left w:val="single" w:sz="1" w:space="0" w:color="CCCCCC"/>
-              <w:bottom w:val="single" w:sz="1" w:space="0" w:color="CCCCCC"/>
-              <w:right w:val="single" w:sz="1" w:space="0" w:color="CCCCCC"/>
-            </w:tcBorders>
-            <w:shd w:val="clear" w:color="auto" w:fill="FFFFFF"/>
-            <w:tcMar>
-              <w:top w:w="80" w:type="dxa"/>
-              <w:left w:w="120" w:type="dxa"/>
-              <w:bottom w:w="80" w:type="dxa"/>
-              <w:right w:w="120" w:type="dxa"/>
-            </w:tcMar>
-            <w:vAlign w:val="center"/>
-          </w:tcPr>
-          <w:p>
-            <w:r>
+            <w:tcW w:w="2000" w:type="dxa"/>
+            <w:tcBorders>
+              <w:top w:val="single" w:sz="1" w:space="0" w:color="CCCCCC"/>
+              <w:left w:val="single" w:sz="1" w:space="0" w:color="CCCCCC"/>
+              <w:bottom w:val="single" w:sz="1" w:space="0" w:color="CCCCCC"/>
+              <w:right w:val="single" w:sz="1" w:space="0" w:color="CCCCCC"/>
+            </w:tcBorders>
+            <w:shd w:val="clear" w:color="auto" w:fill="C6EFCE"/>
+            <w:tcMar>
+              <w:top w:w="80" w:type="dxa"/>
+              <w:left w:w="120" w:type="dxa"/>
+              <w:bottom w:w="80" w:type="dxa"/>
+              <w:right w:w="120" w:type="dxa"/>
+            </w:tcMar>
+            <w:vAlign w:val="center"/>
+          </w:tcPr>
+          <w:p>
+            <w:r>
+              <w:rPr>
+                <w:color w:val="000000"/>
+                <w:sz w:val="20"/>
+                <w:szCs w:val="20"/>
+              </w:rPr>
               <w:t>Essential</w:t>
             </w:r>
           </w:p>
@@ -1777,7 +2137,7 @@
         </w:tblPrEx>
         <w:tc>
           <w:tcPr>
-            <w:tcW w:w="6800" w:type="dxa"/>
+            <w:tcW w:w="7360" w:type="dxa"/>
             <w:tcBorders>
               <w:top w:val="single" w:sz="1" w:space="0" w:color="CCCCCC"/>
               <w:left w:val="single" w:sz="1" w:space="0" w:color="CCCCCC"/>
@@ -1795,30 +2155,40 @@
           </w:tcPr>
           <w:p>
             <w:r>
+              <w:rPr>
+                <w:color w:val="000000"/>
+                <w:sz w:val="20"/>
+                <w:szCs w:val="20"/>
+              </w:rPr>
               <w:t>S2.  Database performance &amp; latency</w:t>
             </w:r>
           </w:p>
         </w:tc>
         <w:tc>
           <w:tcPr>
-            <w:tcW w:w="2560" w:type="dxa"/>
-            <w:tcBorders>
-              <w:top w:val="single" w:sz="1" w:space="0" w:color="CCCCCC"/>
-              <w:left w:val="single" w:sz="1" w:space="0" w:color="CCCCCC"/>
-              <w:bottom w:val="single" w:sz="1" w:space="0" w:color="CCCCCC"/>
-              <w:right w:val="single" w:sz="1" w:space="0" w:color="CCCCCC"/>
-            </w:tcBorders>
-            <w:shd w:val="clear" w:color="auto" w:fill="FFFFFF"/>
-            <w:tcMar>
-              <w:top w:w="80" w:type="dxa"/>
-              <w:left w:w="120" w:type="dxa"/>
-              <w:bottom w:w="80" w:type="dxa"/>
-              <w:right w:w="120" w:type="dxa"/>
-            </w:tcMar>
-            <w:vAlign w:val="center"/>
-          </w:tcPr>
-          <w:p>
-            <w:r>
+            <w:tcW w:w="2000" w:type="dxa"/>
+            <w:tcBorders>
+              <w:top w:val="single" w:sz="1" w:space="0" w:color="CCCCCC"/>
+              <w:left w:val="single" w:sz="1" w:space="0" w:color="CCCCCC"/>
+              <w:bottom w:val="single" w:sz="1" w:space="0" w:color="CCCCCC"/>
+              <w:right w:val="single" w:sz="1" w:space="0" w:color="CCCCCC"/>
+            </w:tcBorders>
+            <w:shd w:val="clear" w:color="auto" w:fill="FFEB9C"/>
+            <w:tcMar>
+              <w:top w:w="80" w:type="dxa"/>
+              <w:left w:w="120" w:type="dxa"/>
+              <w:bottom w:w="80" w:type="dxa"/>
+              <w:right w:w="120" w:type="dxa"/>
+            </w:tcMar>
+            <w:vAlign w:val="center"/>
+          </w:tcPr>
+          <w:p>
+            <w:r>
+              <w:rPr>
+                <w:color w:val="000000"/>
+                <w:sz w:val="20"/>
+                <w:szCs w:val="20"/>
+              </w:rPr>
               <w:t>Desirable</w:t>
             </w:r>
           </w:p>
@@ -1833,48 +2203,58 @@
         </w:tblPrEx>
         <w:tc>
           <w:tcPr>
-            <w:tcW w:w="6800" w:type="dxa"/>
-            <w:tcBorders>
-              <w:top w:val="single" w:sz="1" w:space="0" w:color="CCCCCC"/>
-              <w:left w:val="single" w:sz="1" w:space="0" w:color="CCCCCC"/>
-              <w:bottom w:val="single" w:sz="1" w:space="0" w:color="CCCCCC"/>
-              <w:right w:val="single" w:sz="1" w:space="0" w:color="CCCCCC"/>
-            </w:tcBorders>
-            <w:shd w:val="clear" w:color="auto" w:fill="FFFFFF"/>
-            <w:tcMar>
-              <w:top w:w="80" w:type="dxa"/>
-              <w:left w:w="120" w:type="dxa"/>
-              <w:bottom w:w="80" w:type="dxa"/>
-              <w:right w:w="120" w:type="dxa"/>
-            </w:tcMar>
-            <w:vAlign w:val="center"/>
-          </w:tcPr>
-          <w:p>
-            <w:r>
+            <w:tcW w:w="7360" w:type="dxa"/>
+            <w:tcBorders>
+              <w:top w:val="single" w:sz="1" w:space="0" w:color="CCCCCC"/>
+              <w:left w:val="single" w:sz="1" w:space="0" w:color="CCCCCC"/>
+              <w:bottom w:val="single" w:sz="1" w:space="0" w:color="CCCCCC"/>
+              <w:right w:val="single" w:sz="1" w:space="0" w:color="CCCCCC"/>
+            </w:tcBorders>
+            <w:shd w:val="clear" w:color="auto" w:fill="F2F2F2"/>
+            <w:tcMar>
+              <w:top w:w="80" w:type="dxa"/>
+              <w:left w:w="120" w:type="dxa"/>
+              <w:bottom w:w="80" w:type="dxa"/>
+              <w:right w:w="120" w:type="dxa"/>
+            </w:tcMar>
+            <w:vAlign w:val="center"/>
+          </w:tcPr>
+          <w:p>
+            <w:r>
+              <w:rPr>
+                <w:color w:val="000000"/>
+                <w:sz w:val="20"/>
+                <w:szCs w:val="20"/>
+              </w:rPr>
               <w:t>S3.  Scalability of data storage</w:t>
             </w:r>
           </w:p>
         </w:tc>
         <w:tc>
           <w:tcPr>
-            <w:tcW w:w="2560" w:type="dxa"/>
-            <w:tcBorders>
-              <w:top w:val="single" w:sz="1" w:space="0" w:color="CCCCCC"/>
-              <w:left w:val="single" w:sz="1" w:space="0" w:color="CCCCCC"/>
-              <w:bottom w:val="single" w:sz="1" w:space="0" w:color="CCCCCC"/>
-              <w:right w:val="single" w:sz="1" w:space="0" w:color="CCCCCC"/>
-            </w:tcBorders>
-            <w:shd w:val="clear" w:color="auto" w:fill="FFFFFF"/>
-            <w:tcMar>
-              <w:top w:w="80" w:type="dxa"/>
-              <w:left w:w="120" w:type="dxa"/>
-              <w:bottom w:w="80" w:type="dxa"/>
-              <w:right w:w="120" w:type="dxa"/>
-            </w:tcMar>
-            <w:vAlign w:val="center"/>
-          </w:tcPr>
-          <w:p>
-            <w:r>
+            <w:tcW w:w="2000" w:type="dxa"/>
+            <w:tcBorders>
+              <w:top w:val="single" w:sz="1" w:space="0" w:color="CCCCCC"/>
+              <w:left w:val="single" w:sz="1" w:space="0" w:color="CCCCCC"/>
+              <w:bottom w:val="single" w:sz="1" w:space="0" w:color="CCCCCC"/>
+              <w:right w:val="single" w:sz="1" w:space="0" w:color="CCCCCC"/>
+            </w:tcBorders>
+            <w:shd w:val="clear" w:color="auto" w:fill="FFEB9C"/>
+            <w:tcMar>
+              <w:top w:w="80" w:type="dxa"/>
+              <w:left w:w="120" w:type="dxa"/>
+              <w:bottom w:w="80" w:type="dxa"/>
+              <w:right w:w="120" w:type="dxa"/>
+            </w:tcMar>
+            <w:vAlign w:val="center"/>
+          </w:tcPr>
+          <w:p>
+            <w:r>
+              <w:rPr>
+                <w:color w:val="000000"/>
+                <w:sz w:val="20"/>
+                <w:szCs w:val="20"/>
+              </w:rPr>
               <w:t>Desirable</w:t>
             </w:r>
           </w:p>
@@ -1889,7 +2269,7 @@
         </w:tblPrEx>
         <w:tc>
           <w:tcPr>
-            <w:tcW w:w="6800" w:type="dxa"/>
+            <w:tcW w:w="7360" w:type="dxa"/>
             <w:tcBorders>
               <w:top w:val="single" w:sz="1" w:space="0" w:color="CCCCCC"/>
               <w:left w:val="single" w:sz="1" w:space="0" w:color="CCCCCC"/>
@@ -1907,30 +2287,40 @@
           </w:tcPr>
           <w:p>
             <w:r>
+              <w:rPr>
+                <w:color w:val="000000"/>
+                <w:sz w:val="20"/>
+                <w:szCs w:val="20"/>
+              </w:rPr>
               <w:t>S4.  Data security &amp; access control</w:t>
             </w:r>
           </w:p>
         </w:tc>
         <w:tc>
           <w:tcPr>
-            <w:tcW w:w="2560" w:type="dxa"/>
-            <w:tcBorders>
-              <w:top w:val="single" w:sz="1" w:space="0" w:color="CCCCCC"/>
-              <w:left w:val="single" w:sz="1" w:space="0" w:color="CCCCCC"/>
-              <w:bottom w:val="single" w:sz="1" w:space="0" w:color="CCCCCC"/>
-              <w:right w:val="single" w:sz="1" w:space="0" w:color="CCCCCC"/>
-            </w:tcBorders>
-            <w:shd w:val="clear" w:color="auto" w:fill="FFFFFF"/>
-            <w:tcMar>
-              <w:top w:w="80" w:type="dxa"/>
-              <w:left w:w="120" w:type="dxa"/>
-              <w:bottom w:w="80" w:type="dxa"/>
-              <w:right w:w="120" w:type="dxa"/>
-            </w:tcMar>
-            <w:vAlign w:val="center"/>
-          </w:tcPr>
-          <w:p>
-            <w:r>
+            <w:tcW w:w="2000" w:type="dxa"/>
+            <w:tcBorders>
+              <w:top w:val="single" w:sz="1" w:space="0" w:color="CCCCCC"/>
+              <w:left w:val="single" w:sz="1" w:space="0" w:color="CCCCCC"/>
+              <w:bottom w:val="single" w:sz="1" w:space="0" w:color="CCCCCC"/>
+              <w:right w:val="single" w:sz="1" w:space="0" w:color="CCCCCC"/>
+            </w:tcBorders>
+            <w:shd w:val="clear" w:color="auto" w:fill="C6EFCE"/>
+            <w:tcMar>
+              <w:top w:w="80" w:type="dxa"/>
+              <w:left w:w="120" w:type="dxa"/>
+              <w:bottom w:w="80" w:type="dxa"/>
+              <w:right w:w="120" w:type="dxa"/>
+            </w:tcMar>
+            <w:vAlign w:val="center"/>
+          </w:tcPr>
+          <w:p>
+            <w:r>
+              <w:rPr>
+                <w:color w:val="000000"/>
+                <w:sz w:val="20"/>
+                <w:szCs w:val="20"/>
+              </w:rPr>
               <w:t>Essential</w:t>
             </w:r>
           </w:p>
@@ -1945,48 +2335,58 @@
         </w:tblPrEx>
         <w:tc>
           <w:tcPr>
-            <w:tcW w:w="6800" w:type="dxa"/>
-            <w:tcBorders>
-              <w:top w:val="single" w:sz="1" w:space="0" w:color="CCCCCC"/>
-              <w:left w:val="single" w:sz="1" w:space="0" w:color="CCCCCC"/>
-              <w:bottom w:val="single" w:sz="1" w:space="0" w:color="CCCCCC"/>
-              <w:right w:val="single" w:sz="1" w:space="0" w:color="CCCCCC"/>
-            </w:tcBorders>
-            <w:shd w:val="clear" w:color="auto" w:fill="FFFFFF"/>
-            <w:tcMar>
-              <w:top w:w="80" w:type="dxa"/>
-              <w:left w:w="120" w:type="dxa"/>
-              <w:bottom w:w="80" w:type="dxa"/>
-              <w:right w:w="120" w:type="dxa"/>
-            </w:tcMar>
-            <w:vAlign w:val="center"/>
-          </w:tcPr>
-          <w:p>
-            <w:r>
+            <w:tcW w:w="7360" w:type="dxa"/>
+            <w:tcBorders>
+              <w:top w:val="single" w:sz="1" w:space="0" w:color="CCCCCC"/>
+              <w:left w:val="single" w:sz="1" w:space="0" w:color="CCCCCC"/>
+              <w:bottom w:val="single" w:sz="1" w:space="0" w:color="CCCCCC"/>
+              <w:right w:val="single" w:sz="1" w:space="0" w:color="CCCCCC"/>
+            </w:tcBorders>
+            <w:shd w:val="clear" w:color="auto" w:fill="F2F2F2"/>
+            <w:tcMar>
+              <w:top w:w="80" w:type="dxa"/>
+              <w:left w:w="120" w:type="dxa"/>
+              <w:bottom w:w="80" w:type="dxa"/>
+              <w:right w:w="120" w:type="dxa"/>
+            </w:tcMar>
+            <w:vAlign w:val="center"/>
+          </w:tcPr>
+          <w:p>
+            <w:r>
+              <w:rPr>
+                <w:color w:val="000000"/>
+                <w:sz w:val="20"/>
+                <w:szCs w:val="20"/>
+              </w:rPr>
               <w:t>S5.  Backup &amp; recovery strategy</w:t>
             </w:r>
           </w:p>
         </w:tc>
         <w:tc>
           <w:tcPr>
-            <w:tcW w:w="2560" w:type="dxa"/>
-            <w:tcBorders>
-              <w:top w:val="single" w:sz="1" w:space="0" w:color="CCCCCC"/>
-              <w:left w:val="single" w:sz="1" w:space="0" w:color="CCCCCC"/>
-              <w:bottom w:val="single" w:sz="1" w:space="0" w:color="CCCCCC"/>
-              <w:right w:val="single" w:sz="1" w:space="0" w:color="CCCCCC"/>
-            </w:tcBorders>
-            <w:shd w:val="clear" w:color="auto" w:fill="FFFFFF"/>
-            <w:tcMar>
-              <w:top w:w="80" w:type="dxa"/>
-              <w:left w:w="120" w:type="dxa"/>
-              <w:bottom w:w="80" w:type="dxa"/>
-              <w:right w:w="120" w:type="dxa"/>
-            </w:tcMar>
-            <w:vAlign w:val="center"/>
-          </w:tcPr>
-          <w:p>
-            <w:r>
+            <w:tcW w:w="2000" w:type="dxa"/>
+            <w:tcBorders>
+              <w:top w:val="single" w:sz="1" w:space="0" w:color="CCCCCC"/>
+              <w:left w:val="single" w:sz="1" w:space="0" w:color="CCCCCC"/>
+              <w:bottom w:val="single" w:sz="1" w:space="0" w:color="CCCCCC"/>
+              <w:right w:val="single" w:sz="1" w:space="0" w:color="CCCCCC"/>
+            </w:tcBorders>
+            <w:shd w:val="clear" w:color="auto" w:fill="FFEB9C"/>
+            <w:tcMar>
+              <w:top w:w="80" w:type="dxa"/>
+              <w:left w:w="120" w:type="dxa"/>
+              <w:bottom w:w="80" w:type="dxa"/>
+              <w:right w:w="120" w:type="dxa"/>
+            </w:tcMar>
+            <w:vAlign w:val="center"/>
+          </w:tcPr>
+          <w:p>
+            <w:r>
+              <w:rPr>
+                <w:color w:val="000000"/>
+                <w:sz w:val="20"/>
+                <w:szCs w:val="20"/>
+              </w:rPr>
               <w:t>Desirable</w:t>
             </w:r>
           </w:p>
@@ -2001,7 +2401,7 @@
         </w:tblPrEx>
         <w:tc>
           <w:tcPr>
-            <w:tcW w:w="6800" w:type="dxa"/>
+            <w:tcW w:w="7360" w:type="dxa"/>
             <w:tcBorders>
               <w:top w:val="single" w:sz="1" w:space="0" w:color="CCCCCC"/>
               <w:left w:val="single" w:sz="1" w:space="0" w:color="CCCCCC"/>
@@ -2019,30 +2419,41 @@
           </w:tcPr>
           <w:p>
             <w:r>
+              <w:rPr>
+                <w:color w:val="000000"/>
+                <w:sz w:val="20"/>
+                <w:szCs w:val="20"/>
+              </w:rPr>
+              <w:lastRenderedPageBreak/>
               <w:t>S6.  Availability &amp; fault tolerance</w:t>
             </w:r>
           </w:p>
         </w:tc>
         <w:tc>
           <w:tcPr>
-            <w:tcW w:w="2560" w:type="dxa"/>
-            <w:tcBorders>
-              <w:top w:val="single" w:sz="1" w:space="0" w:color="CCCCCC"/>
-              <w:left w:val="single" w:sz="1" w:space="0" w:color="CCCCCC"/>
-              <w:bottom w:val="single" w:sz="1" w:space="0" w:color="CCCCCC"/>
-              <w:right w:val="single" w:sz="1" w:space="0" w:color="CCCCCC"/>
-            </w:tcBorders>
-            <w:shd w:val="clear" w:color="auto" w:fill="FFFFFF"/>
-            <w:tcMar>
-              <w:top w:w="80" w:type="dxa"/>
-              <w:left w:w="120" w:type="dxa"/>
-              <w:bottom w:w="80" w:type="dxa"/>
-              <w:right w:w="120" w:type="dxa"/>
-            </w:tcMar>
-            <w:vAlign w:val="center"/>
-          </w:tcPr>
-          <w:p>
-            <w:r>
+            <w:tcW w:w="2000" w:type="dxa"/>
+            <w:tcBorders>
+              <w:top w:val="single" w:sz="1" w:space="0" w:color="CCCCCC"/>
+              <w:left w:val="single" w:sz="1" w:space="0" w:color="CCCCCC"/>
+              <w:bottom w:val="single" w:sz="1" w:space="0" w:color="CCCCCC"/>
+              <w:right w:val="single" w:sz="1" w:space="0" w:color="CCCCCC"/>
+            </w:tcBorders>
+            <w:shd w:val="clear" w:color="auto" w:fill="FFEB9C"/>
+            <w:tcMar>
+              <w:top w:w="80" w:type="dxa"/>
+              <w:left w:w="120" w:type="dxa"/>
+              <w:bottom w:w="80" w:type="dxa"/>
+              <w:right w:w="120" w:type="dxa"/>
+            </w:tcMar>
+            <w:vAlign w:val="center"/>
+          </w:tcPr>
+          <w:p>
+            <w:r>
+              <w:rPr>
+                <w:color w:val="000000"/>
+                <w:sz w:val="20"/>
+                <w:szCs w:val="20"/>
+              </w:rPr>
               <w:t>Desirable</w:t>
             </w:r>
           </w:p>
@@ -2057,48 +2468,58 @@
         </w:tblPrEx>
         <w:tc>
           <w:tcPr>
-            <w:tcW w:w="6800" w:type="dxa"/>
-            <w:tcBorders>
-              <w:top w:val="single" w:sz="1" w:space="0" w:color="CCCCCC"/>
-              <w:left w:val="single" w:sz="1" w:space="0" w:color="CCCCCC"/>
-              <w:bottom w:val="single" w:sz="1" w:space="0" w:color="CCCCCC"/>
-              <w:right w:val="single" w:sz="1" w:space="0" w:color="CCCCCC"/>
-            </w:tcBorders>
-            <w:shd w:val="clear" w:color="auto" w:fill="FFFFFF"/>
-            <w:tcMar>
-              <w:top w:w="80" w:type="dxa"/>
-              <w:left w:w="120" w:type="dxa"/>
-              <w:bottom w:w="80" w:type="dxa"/>
-              <w:right w:w="120" w:type="dxa"/>
-            </w:tcMar>
-            <w:vAlign w:val="center"/>
-          </w:tcPr>
-          <w:p>
-            <w:r>
+            <w:tcW w:w="7360" w:type="dxa"/>
+            <w:tcBorders>
+              <w:top w:val="single" w:sz="1" w:space="0" w:color="CCCCCC"/>
+              <w:left w:val="single" w:sz="1" w:space="0" w:color="CCCCCC"/>
+              <w:bottom w:val="single" w:sz="1" w:space="0" w:color="CCCCCC"/>
+              <w:right w:val="single" w:sz="1" w:space="0" w:color="CCCCCC"/>
+            </w:tcBorders>
+            <w:shd w:val="clear" w:color="auto" w:fill="F2F2F2"/>
+            <w:tcMar>
+              <w:top w:w="80" w:type="dxa"/>
+              <w:left w:w="120" w:type="dxa"/>
+              <w:bottom w:w="80" w:type="dxa"/>
+              <w:right w:w="120" w:type="dxa"/>
+            </w:tcMar>
+            <w:vAlign w:val="center"/>
+          </w:tcPr>
+          <w:p>
+            <w:r>
+              <w:rPr>
+                <w:color w:val="000000"/>
+                <w:sz w:val="20"/>
+                <w:szCs w:val="20"/>
+              </w:rPr>
               <w:t>S7.  Database technology constraints</w:t>
             </w:r>
           </w:p>
         </w:tc>
         <w:tc>
           <w:tcPr>
-            <w:tcW w:w="2560" w:type="dxa"/>
-            <w:tcBorders>
-              <w:top w:val="single" w:sz="1" w:space="0" w:color="CCCCCC"/>
-              <w:left w:val="single" w:sz="1" w:space="0" w:color="CCCCCC"/>
-              <w:bottom w:val="single" w:sz="1" w:space="0" w:color="CCCCCC"/>
-              <w:right w:val="single" w:sz="1" w:space="0" w:color="CCCCCC"/>
-            </w:tcBorders>
-            <w:shd w:val="clear" w:color="auto" w:fill="FFFFFF"/>
-            <w:tcMar>
-              <w:top w:w="80" w:type="dxa"/>
-              <w:left w:w="120" w:type="dxa"/>
-              <w:bottom w:w="80" w:type="dxa"/>
-              <w:right w:w="120" w:type="dxa"/>
-            </w:tcMar>
-            <w:vAlign w:val="center"/>
-          </w:tcPr>
-          <w:p>
-            <w:r>
+            <w:tcW w:w="2000" w:type="dxa"/>
+            <w:tcBorders>
+              <w:top w:val="single" w:sz="1" w:space="0" w:color="CCCCCC"/>
+              <w:left w:val="single" w:sz="1" w:space="0" w:color="CCCCCC"/>
+              <w:bottom w:val="single" w:sz="1" w:space="0" w:color="CCCCCC"/>
+              <w:right w:val="single" w:sz="1" w:space="0" w:color="CCCCCC"/>
+            </w:tcBorders>
+            <w:shd w:val="clear" w:color="auto" w:fill="FFEB9C"/>
+            <w:tcMar>
+              <w:top w:w="80" w:type="dxa"/>
+              <w:left w:w="120" w:type="dxa"/>
+              <w:bottom w:w="80" w:type="dxa"/>
+              <w:right w:w="120" w:type="dxa"/>
+            </w:tcMar>
+            <w:vAlign w:val="center"/>
+          </w:tcPr>
+          <w:p>
+            <w:r>
+              <w:rPr>
+                <w:color w:val="000000"/>
+                <w:sz w:val="20"/>
+                <w:szCs w:val="20"/>
+              </w:rPr>
               <w:t>Desirable</w:t>
             </w:r>
           </w:p>
@@ -2113,7 +2534,7 @@
         </w:tblPrEx>
         <w:tc>
           <w:tcPr>
-            <w:tcW w:w="6800" w:type="dxa"/>
+            <w:tcW w:w="7360" w:type="dxa"/>
             <w:tcBorders>
               <w:top w:val="single" w:sz="1" w:space="0" w:color="CCCCCC"/>
               <w:left w:val="single" w:sz="1" w:space="0" w:color="CCCCCC"/>
@@ -2131,30 +2552,40 @@
           </w:tcPr>
           <w:p>
             <w:r>
+              <w:rPr>
+                <w:color w:val="000000"/>
+                <w:sz w:val="20"/>
+                <w:szCs w:val="20"/>
+              </w:rPr>
               <w:t>S8.  Deployment &amp; Architecture Considerations</w:t>
             </w:r>
           </w:p>
         </w:tc>
         <w:tc>
           <w:tcPr>
-            <w:tcW w:w="2560" w:type="dxa"/>
-            <w:tcBorders>
-              <w:top w:val="single" w:sz="1" w:space="0" w:color="CCCCCC"/>
-              <w:left w:val="single" w:sz="1" w:space="0" w:color="CCCCCC"/>
-              <w:bottom w:val="single" w:sz="1" w:space="0" w:color="CCCCCC"/>
-              <w:right w:val="single" w:sz="1" w:space="0" w:color="CCCCCC"/>
-            </w:tcBorders>
-            <w:shd w:val="clear" w:color="auto" w:fill="FFFFFF"/>
-            <w:tcMar>
-              <w:top w:w="80" w:type="dxa"/>
-              <w:left w:w="120" w:type="dxa"/>
-              <w:bottom w:w="80" w:type="dxa"/>
-              <w:right w:w="120" w:type="dxa"/>
-            </w:tcMar>
-            <w:vAlign w:val="center"/>
-          </w:tcPr>
-          <w:p>
-            <w:r>
+            <w:tcW w:w="2000" w:type="dxa"/>
+            <w:tcBorders>
+              <w:top w:val="single" w:sz="1" w:space="0" w:color="CCCCCC"/>
+              <w:left w:val="single" w:sz="1" w:space="0" w:color="CCCCCC"/>
+              <w:bottom w:val="single" w:sz="1" w:space="0" w:color="CCCCCC"/>
+              <w:right w:val="single" w:sz="1" w:space="0" w:color="CCCCCC"/>
+            </w:tcBorders>
+            <w:shd w:val="clear" w:color="auto" w:fill="C6EFCE"/>
+            <w:tcMar>
+              <w:top w:w="80" w:type="dxa"/>
+              <w:left w:w="120" w:type="dxa"/>
+              <w:bottom w:w="80" w:type="dxa"/>
+              <w:right w:w="120" w:type="dxa"/>
+            </w:tcMar>
+            <w:vAlign w:val="center"/>
+          </w:tcPr>
+          <w:p>
+            <w:r>
+              <w:rPr>
+                <w:color w:val="000000"/>
+                <w:sz w:val="20"/>
+                <w:szCs w:val="20"/>
+              </w:rPr>
               <w:t>Essential</w:t>
             </w:r>
           </w:p>
@@ -2166,92 +2597,49 @@
       <w:pPr>
         <w:pStyle w:val="Heading2"/>
       </w:pPr>
-    </w:p>
-    <w:p>
-      <w:pPr>
-        <w:pStyle w:val="Heading2"/>
-      </w:pPr>
-    </w:p>
-    <w:p>
-      <w:pPr>
-        <w:pStyle w:val="Heading2"/>
-      </w:pPr>
-    </w:p>
-    <w:p>
-      <w:pPr>
-        <w:pStyle w:val="Heading2"/>
-      </w:pPr>
-    </w:p>
-    <w:p>
-      <w:pPr>
-        <w:pStyle w:val="Heading2"/>
-      </w:pPr>
-    </w:p>
-    <w:p>
-      <w:pPr>
-        <w:pStyle w:val="Heading2"/>
-      </w:pPr>
-      <w:bookmarkStart w:id="4" w:name="_Toc229155953"/>
-      <w:r>
-        <w:lastRenderedPageBreak/>
+      <w:bookmarkStart w:id="5" w:name="_Toc230551559"/>
+      <w:r>
         <w:t>Supplementary Requirements Descriptions</w:t>
       </w:r>
-      <w:bookmarkEnd w:id="4"/>
-    </w:p>
-    <w:p/>
+      <w:bookmarkEnd w:id="5"/>
+    </w:p>
     <w:p>
       <w:pPr>
         <w:pStyle w:val="Heading3"/>
       </w:pPr>
-      <w:bookmarkStart w:id="5" w:name="_Toc229155954"/>
+      <w:bookmarkStart w:id="6" w:name="_Toc230551560"/>
       <w:r>
         <w:t>S1. Data persistency &amp; consistency</w:t>
       </w:r>
-      <w:bookmarkEnd w:id="5"/>
-    </w:p>
-    <w:p>
-      <w:pPr>
-        <w:spacing w:after="120"/>
-        <w:jc w:val="both"/>
-      </w:pPr>
-      <w:r>
-        <w:t>All smart home data, including user accounts, smart devices, device states, schedules, and historical logs, shall be persistently stored within the system's data storage solutions.</w:t>
-      </w:r>
-    </w:p>
-    <w:p>
-      <w:pPr>
-        <w:spacing w:after="120"/>
-        <w:jc w:val="both"/>
-      </w:pPr>
-      <w:r>
-        <w:t>The system shall ensure logical data consistency such that stored device states accurately reflect the real-world state of devices after successful operations.</w:t>
-      </w:r>
-    </w:p>
-    <w:p>
-      <w:pPr>
-        <w:spacing w:after="120"/>
-        <w:jc w:val="both"/>
-      </w:pPr>
-      <w:r>
-        <w:t>Where multiple updates occur concurrently, appropriate mechanisms shall be used to prevent partial or inconsistent updates.</w:t>
-      </w:r>
-    </w:p>
-    <w:p>
-      <w:pPr>
-        <w:spacing w:after="120"/>
-        <w:jc w:val="both"/>
-      </w:pPr>
-      <w:r>
-        <w:t>The system shall ensure consistency between primary and secondary data storage to avoid conflicting system states.</w:t>
-      </w:r>
-    </w:p>
-    <w:p>
-      <w:pPr>
-        <w:spacing w:after="120"/>
-        <w:jc w:val="both"/>
-      </w:pPr>
-      <w:r>
-        <w:t>Real-time synchronization shall ensure that all connected clients receive consistent and up-to-date device information.</w:t>
+      <w:bookmarkEnd w:id="6"/>
+    </w:p>
+    <w:p>
+      <w:r>
+        <w:t>All smart home data, including user accounts, smart devices, device states, schedules, and historical logs, was persistently stored within the system's data storage solutions.</w:t>
+      </w:r>
+    </w:p>
+    <w:p/>
+    <w:p>
+      <w:r>
+        <w:t>The system ensured logical data consistency such that stored device states accurately reflected the real-world state of devices after successful operations.</w:t>
+      </w:r>
+    </w:p>
+    <w:p/>
+    <w:p>
+      <w:r>
+        <w:t>Where multiple updates occurred concurrently, appropriate mechanisms were used to prevent partial or inconsistent updates.</w:t>
+      </w:r>
+    </w:p>
+    <w:p/>
+    <w:p>
+      <w:r>
+        <w:t>The system was designed to ensure consistency between primary and secondary data storage to avoid conflicting system states.</w:t>
+      </w:r>
+    </w:p>
+    <w:p/>
+    <w:p>
+      <w:r>
+        <w:t>Real-time synchronization ensured that all connected clients received consistent and up-to-date device information.</w:t>
       </w:r>
     </w:p>
     <w:p/>
@@ -2259,37 +2647,27 @@
       <w:pPr>
         <w:pStyle w:val="Heading3"/>
       </w:pPr>
-      <w:bookmarkStart w:id="6" w:name="_Toc229155955"/>
+      <w:bookmarkStart w:id="7" w:name="_Toc230551561"/>
       <w:r>
         <w:t>S2. Database performance &amp; latency</w:t>
       </w:r>
-      <w:bookmarkEnd w:id="6"/>
-    </w:p>
-    <w:p>
-      <w:pPr>
-        <w:spacing w:after="120"/>
-        <w:jc w:val="both"/>
-      </w:pPr>
-      <w:r>
-        <w:t>Database operations related to critical functionality, such as retrieving device status or updating device states, shall respond within a maximum of 2 seconds under normal operating conditions.</w:t>
-      </w:r>
-    </w:p>
-    <w:p>
-      <w:pPr>
-        <w:spacing w:after="120"/>
-        <w:jc w:val="both"/>
-      </w:pPr>
-      <w:r>
-        <w:t>The system shall utilize Firebase's real-time data synchronization capabilities to ensure low-latency updates between clients and the database.</w:t>
-      </w:r>
-    </w:p>
-    <w:p>
-      <w:pPr>
-        <w:spacing w:after="120"/>
-        <w:jc w:val="both"/>
-      </w:pPr>
-      <w:r>
-        <w:t>The database shall efficiently support frequent read and write operations generated by multiple users and smart devices simultaneously.</w:t>
+      <w:bookmarkEnd w:id="7"/>
+    </w:p>
+    <w:p>
+      <w:r>
+        <w:t>Database operations related to critical functionality, such as retrieving device status or updating device states, responded within a maximum of 2 seconds under normal operating conditions.</w:t>
+      </w:r>
+    </w:p>
+    <w:p/>
+    <w:p>
+      <w:r>
+        <w:t>The system utilized Firebase's real-time data synchronization capabilities to ensure low-latency updates between clients and the database.</w:t>
+      </w:r>
+    </w:p>
+    <w:p/>
+    <w:p>
+      <w:r>
+        <w:t>The database efficiently supported frequent read and write operations generated by multiple users and smart devices simultaneously.</w:t>
       </w:r>
     </w:p>
     <w:p/>
@@ -2297,28 +2675,21 @@
       <w:pPr>
         <w:pStyle w:val="Heading3"/>
       </w:pPr>
-      <w:bookmarkStart w:id="7" w:name="_Toc229155956"/>
+      <w:bookmarkStart w:id="8" w:name="_Toc230551562"/>
       <w:r>
         <w:t>S3. Scalability of data storage</w:t>
       </w:r>
-      <w:bookmarkEnd w:id="7"/>
-    </w:p>
-    <w:p>
-      <w:pPr>
-        <w:spacing w:after="120"/>
-        <w:jc w:val="both"/>
-      </w:pPr>
-      <w:r>
-        <w:t>The system shall support scalability to handle an increasing number of users, smart devices, automation rules, and sensor data over time.</w:t>
-      </w:r>
-    </w:p>
-    <w:p>
-      <w:pPr>
-        <w:spacing w:after="120"/>
-        <w:jc w:val="both"/>
-      </w:pPr>
-      <w:r>
-        <w:t>The data storage solution shall support horizontal scaling and efficient handling of concurrent connections as the system grows.</w:t>
+      <w:bookmarkEnd w:id="8"/>
+    </w:p>
+    <w:p>
+      <w:r>
+        <w:t>The system was designed to support scalability to handle an increasing number of users, smart devices, automation rules, and sensor data over time.</w:t>
+      </w:r>
+    </w:p>
+    <w:p/>
+    <w:p>
+      <w:r>
+        <w:t>The data storage solution was designed to support horizontal scaling and efficient handling of concurrent connections as the system grows.</w:t>
       </w:r>
     </w:p>
     <w:p/>
@@ -2326,55 +2697,39 @@
       <w:pPr>
         <w:pStyle w:val="Heading3"/>
       </w:pPr>
-      <w:bookmarkStart w:id="8" w:name="_Toc229155957"/>
+      <w:bookmarkStart w:id="9" w:name="_Toc230551563"/>
       <w:r>
         <w:t>S4. Data security &amp; access control</w:t>
       </w:r>
-      <w:bookmarkEnd w:id="8"/>
-    </w:p>
-    <w:p>
-      <w:pPr>
-        <w:spacing w:after="120"/>
-        <w:jc w:val="both"/>
-      </w:pPr>
-      <w:r>
-        <w:t>The database shall enforce strict access control to ensure that users can only access data related to their own smart home environment.</w:t>
-      </w:r>
-    </w:p>
-    <w:p>
-      <w:pPr>
-        <w:spacing w:after="120"/>
-        <w:jc w:val="both"/>
-      </w:pPr>
-      <w:r>
-        <w:t>Authentication and authorization mechanisms shall ensure that only authorized users and system components can access data.</w:t>
-      </w:r>
-    </w:p>
-    <w:p>
-      <w:pPr>
-        <w:spacing w:after="120"/>
-        <w:jc w:val="both"/>
-      </w:pPr>
-      <w:r>
-        <w:t>Access control policies shall restrict read and write operations appropriately.</w:t>
-      </w:r>
-    </w:p>
-    <w:p>
-      <w:pPr>
-        <w:spacing w:after="120"/>
-        <w:jc w:val="both"/>
-      </w:pPr>
-      <w:r>
-        <w:t>Sensitive information shall not be stored in plain text and shall follow secure handling practices.</w:t>
-      </w:r>
-    </w:p>
-    <w:p>
-      <w:pPr>
-        <w:spacing w:after="120"/>
-        <w:jc w:val="both"/>
-      </w:pPr>
-      <w:r>
-        <w:t>Database access shall be limited to authorized backend components only. Note: the SG1 Firebase project's Firestore security rules are currently a temporary development setting allowing all reads and writes until October 2026. Proper role-based rules must be deployed to the SG1 project before production use.</w:t>
+      <w:bookmarkEnd w:id="9"/>
+    </w:p>
+    <w:p>
+      <w:r>
+        <w:t>The database enforced strict access control to ensure that users could only access data related to their own smart home environment.</w:t>
+      </w:r>
+    </w:p>
+    <w:p/>
+    <w:p>
+      <w:r>
+        <w:t>Authentication and authorization mechanisms ensured that only authorized users and system components could access data.</w:t>
+      </w:r>
+    </w:p>
+    <w:p/>
+    <w:p>
+      <w:r>
+        <w:t>Access control policies restricted read and write operations appropriately.</w:t>
+      </w:r>
+    </w:p>
+    <w:p/>
+    <w:p>
+      <w:r>
+        <w:t>Sensitive information was not stored in plain text and followed secure handling practices.</w:t>
+      </w:r>
+    </w:p>
+    <w:p/>
+    <w:p>
+      <w:r>
+        <w:t>Database access was limited to authorized backend components only. Note: the SG1 Firebase project's Firestore security rules are currently a temporary development setting allowing all reads and writes until October 2026. Proper role-based rules must be deployed before production use.</w:t>
       </w:r>
     </w:p>
     <w:p/>
@@ -2382,220 +2737,153 @@
       <w:pPr>
         <w:pStyle w:val="Heading3"/>
       </w:pPr>
-    </w:p>
+      <w:bookmarkStart w:id="10" w:name="_Toc230551564"/>
+      <w:r>
+        <w:t>S5. Backup &amp; recovery strategy</w:t>
+      </w:r>
+      <w:bookmarkEnd w:id="10"/>
+    </w:p>
+    <w:p>
+      <w:r>
+        <w:t>The system was intended to implement a backup and recovery strategy using a secondary data storage solution. This was not implemented.</w:t>
+      </w:r>
+    </w:p>
+    <w:p/>
+    <w:p>
+      <w:r>
+        <w:t>Critical system data was intended to be replicated or backed up to ensure durability in case of failure of the primary database. This was not implemented.</w:t>
+      </w:r>
+    </w:p>
+    <w:p/>
+    <w:p>
+      <w:r>
+        <w:t>The system was intended to support recovery to a recent consistent state in the event of data loss, corruption, or system failure. This was not implemented.</w:t>
+      </w:r>
+    </w:p>
+    <w:p/>
+    <w:p>
+      <w:r>
+        <w:t>Backup mechanisms were intended to minimize data loss and ensure continuity of system operation. This requirement was not implemented. The Supabase folder contains only placeholder stub code. The system relied entirely on Firebase Firestore with no backup or recovery path. This remains as future work.</w:t>
+      </w:r>
+    </w:p>
+    <w:p/>
     <w:p>
       <w:pPr>
         <w:pStyle w:val="Heading3"/>
       </w:pPr>
-    </w:p>
+      <w:bookmarkStart w:id="11" w:name="_Toc230551565"/>
+      <w:r>
+        <w:t>S6. Availability &amp; fault tolerance</w:t>
+      </w:r>
+      <w:bookmarkEnd w:id="11"/>
+    </w:p>
+    <w:p>
+      <w:r>
+        <w:t>The system relied on Firebase's distributed cloud infrastructure to ensure high availability.</w:t>
+      </w:r>
+    </w:p>
+    <w:p/>
+    <w:p>
+      <w:r>
+        <w:t>Firebase's built-in replication and redundancy mechanisms minimized downtime and reduced the risk of data loss due to hardware or software failures.</w:t>
+      </w:r>
+    </w:p>
+    <w:p/>
+    <w:p>
+      <w:r>
+        <w:t>The system continued operating under partial network disruptions, with automatic synchronization when connectivity was restored.</w:t>
+      </w:r>
+    </w:p>
+    <w:p/>
+    <w:p>
+      <w:r>
+        <w:t>The system was designed to continue operating in a degraded mode if one data storage solution became unavailable, where possible.</w:t>
+      </w:r>
+    </w:p>
+    <w:p/>
     <w:p>
       <w:pPr>
         <w:pStyle w:val="Heading3"/>
       </w:pPr>
-    </w:p>
+      <w:bookmarkStart w:id="12" w:name="_Toc230551566"/>
+      <w:r>
+        <w:t>S7. Database technology constraints</w:t>
+      </w:r>
+      <w:bookmarkEnd w:id="12"/>
+    </w:p>
+    <w:p>
+      <w:r>
+        <w:t>The system used a primary NoSQL database (Firebase Firestore). The secondary relational database (Supabase) was not implemented.</w:t>
+      </w:r>
+    </w:p>
+    <w:p/>
+    <w:p>
+      <w:r>
+        <w:t>The primary database supported real-time synchronization of device states between clients and the backend.</w:t>
+      </w:r>
+    </w:p>
+    <w:p/>
+    <w:p>
+      <w:r>
+        <w:lastRenderedPageBreak/>
+        <w:t>The secondary database was intended to provide structured storage and support backup and recovery functionality. It was not implemented.</w:t>
+      </w:r>
+    </w:p>
+    <w:p/>
+    <w:p>
+      <w:r>
+        <w:t>The data model was designed to accommodate both NoSQL and relational storage paradigms. Only the primary NoSQL database (Firebase Firestore) was operational. The secondary relational database (Supabase) was not implemented.</w:t>
+      </w:r>
+    </w:p>
+    <w:p/>
     <w:p>
       <w:pPr>
         <w:pStyle w:val="Heading3"/>
       </w:pPr>
-      <w:bookmarkStart w:id="9" w:name="_Toc229155958"/>
-      <w:r>
-        <w:lastRenderedPageBreak/>
-        <w:t>S5. Backup &amp; recovery strategy</w:t>
-      </w:r>
-      <w:bookmarkEnd w:id="9"/>
-    </w:p>
-    <w:p>
-      <w:pPr>
-        <w:spacing w:after="120"/>
-        <w:jc w:val="both"/>
-      </w:pPr>
-      <w:r>
-        <w:t>The system shall implement a backup and recovery strategy using a secondary data storage solution.</w:t>
-      </w:r>
-    </w:p>
-    <w:p>
-      <w:pPr>
-        <w:spacing w:after="120"/>
-        <w:jc w:val="both"/>
-      </w:pPr>
-      <w:r>
-        <w:t>Critical system data shall be replicated or backed up to ensure durability in case of failure of the primary database.</w:t>
-      </w:r>
-    </w:p>
-    <w:p>
-      <w:pPr>
-        <w:spacing w:after="120"/>
-        <w:jc w:val="both"/>
-      </w:pPr>
-      <w:r>
-        <w:t>The system shall support recovery to a recent consistent state in the event of data loss, corruption, or system failure.</w:t>
-      </w:r>
-    </w:p>
-    <w:p>
-      <w:pPr>
-        <w:spacing w:after="120"/>
-        <w:jc w:val="both"/>
-      </w:pPr>
-      <w:r>
-        <w:t>Backup mechanisms shall minimize data loss and ensure continuity of system operation. Note: this requirement is not currently implemented. The Supabase folder contains only placeholder stub code. The system relies entirely on Firebase Firestore with no backup or recovery path. This remains as future work.</w:t>
+      <w:bookmarkStart w:id="13" w:name="_Toc230551567"/>
+      <w:r>
+        <w:t>S8. Deployment &amp; Architecture Considerations</w:t>
+      </w:r>
+      <w:bookmarkEnd w:id="13"/>
+    </w:p>
+    <w:p>
+      <w:r>
+        <w:t>The system is deployed using a hybrid architecture. The web application is deployed as a cloud-hosted web service (Render), while the backend communication layer is handled through a locally hosted gateway service.</w:t>
       </w:r>
     </w:p>
     <w:p/>
     <w:p>
-      <w:pPr>
-        <w:pStyle w:val="Heading3"/>
-      </w:pPr>
-      <w:bookmarkStart w:id="10" w:name="_Toc229155959"/>
-      <w:r>
-        <w:t>S6. Availability &amp; fault tolerance</w:t>
-      </w:r>
-      <w:bookmarkEnd w:id="10"/>
-    </w:p>
-    <w:p>
-      <w:pPr>
-        <w:spacing w:after="120"/>
-        <w:jc w:val="both"/>
-      </w:pPr>
-      <w:r>
-        <w:t>The system shall rely on Firebase's distributed cloud infrastructure to ensure high availability.</w:t>
-      </w:r>
-    </w:p>
-    <w:p>
-      <w:pPr>
-        <w:spacing w:after="120"/>
-        <w:jc w:val="both"/>
-      </w:pPr>
-      <w:r>
-        <w:t>Firebase's built-in replication and redundancy mechanisms shall minimize downtime and reduce the risk of data loss due to hardware or software failures.</w:t>
-      </w:r>
-    </w:p>
-    <w:p>
-      <w:pPr>
-        <w:spacing w:after="120"/>
-        <w:jc w:val="both"/>
-      </w:pPr>
-      <w:r>
-        <w:t>The system should continue operating under partial network disruptions, with automatic synchronization when connectivity is restored.</w:t>
-      </w:r>
-    </w:p>
-    <w:p>
-      <w:pPr>
-        <w:spacing w:after="120"/>
-        <w:jc w:val="both"/>
-      </w:pPr>
-      <w:r>
-        <w:t>The system shall continue operating in a degraded mode if one data storage solution becomes unavailable, where possible.</w:t>
+      <w:r>
+        <w:t>The gateway exposed a REST API and was responsible for forwarding commands to the smart house hardware and updating the resulting state in Firebase Firestore.</w:t>
       </w:r>
     </w:p>
     <w:p/>
     <w:p>
-      <w:pPr>
-        <w:pStyle w:val="Heading3"/>
-      </w:pPr>
-      <w:bookmarkStart w:id="11" w:name="_Toc229155960"/>
-      <w:r>
-        <w:t>S7. Database technology constraints</w:t>
-      </w:r>
-      <w:bookmarkEnd w:id="11"/>
-    </w:p>
-    <w:p>
-      <w:pPr>
-        <w:spacing w:after="120"/>
-        <w:jc w:val="both"/>
-      </w:pPr>
-      <w:r>
-        <w:t>The system shall use a combination of a primary NoSQL database and a secondary relational database to support data storage requirements.</w:t>
-      </w:r>
-    </w:p>
-    <w:p>
-      <w:pPr>
-        <w:spacing w:after="120"/>
-        <w:jc w:val="both"/>
-      </w:pPr>
-      <w:r>
-        <w:t>The primary database shall support real-time synchronization of device states between clients and the backend.</w:t>
-      </w:r>
-    </w:p>
-    <w:p>
-      <w:pPr>
-        <w:spacing w:after="120"/>
-        <w:jc w:val="both"/>
-      </w:pPr>
-      <w:r>
-        <w:t>The secondary database shall provide structured storage and support backup and recovery functionality.</w:t>
-      </w:r>
-    </w:p>
-    <w:p>
-      <w:pPr>
-        <w:spacing w:after="120"/>
-        <w:jc w:val="both"/>
-      </w:pPr>
-      <w:r>
-        <w:t>The data model shall be designed to accommodate both NoSQL and relational storage paradigms. Note: only the primary NoSQL database (Firebase Firestore) is currently operational. The secondary relational database (Supabase) has not been implemented.</w:t>
+      <w:r>
+        <w:t>To enable external access to the locally hosted gateway, Cloudflare Tunnel was used to provide a publicly accessible API endpoint without requiring full backend deployment to the cloud.</w:t>
       </w:r>
     </w:p>
     <w:p/>
     <w:p>
-      <w:pPr>
-        <w:pStyle w:val="Heading3"/>
-      </w:pPr>
-      <w:bookmarkStart w:id="12" w:name="_Toc229155961"/>
-      <w:r>
-        <w:t>S8. Deployment &amp; Architecture Considerations</w:t>
-      </w:r>
-      <w:bookmarkEnd w:id="12"/>
-    </w:p>
-    <w:p>
-      <w:pPr>
-        <w:spacing w:after="120"/>
-        <w:jc w:val="both"/>
-      </w:pPr>
-      <w:r>
-        <w:t>The system is deployed using a hybrid architecture. The web application is deployed as a cloud-hosted web service (Render), while the backend communication layer is handled through a locally hosted gateway service.</w:t>
-      </w:r>
-    </w:p>
-    <w:p>
-      <w:pPr>
-        <w:spacing w:after="120"/>
-        <w:jc w:val="both"/>
-      </w:pPr>
-      <w:r>
-        <w:t>The gateway exposes a REST API and is responsible for forwarding commands to the smart house hardware and updating the resulting state in Firebase Firestore.</w:t>
-      </w:r>
-    </w:p>
-    <w:p>
-      <w:pPr>
-        <w:spacing w:after="120"/>
-        <w:jc w:val="both"/>
-      </w:pPr>
-      <w:r>
-        <w:t>To enable external access to the locally hosted gateway, a tunneling solution (e.g. Cloudflare Tunnel) may be used to provide a publicly accessible API endpoint without requiring full backend deployment to the cloud.</w:t>
-      </w:r>
-    </w:p>
-    <w:p>
-      <w:pPr>
-        <w:spacing w:after="120"/>
-        <w:jc w:val="both"/>
-      </w:pPr>
-      <w:r>
-        <w:t>This approach reduces backend complexity while preserving real-time synchronization and ensuring that device state reflects actual hardware behavior.</w:t>
-      </w:r>
-    </w:p>
-    <w:p>
-      <w:pPr>
-        <w:spacing w:after="120"/>
-        <w:jc w:val="both"/>
-      </w:pPr>
-      <w:r>
-        <w:t>The architecture shall support integration with both primary and secondary data storage solutions to ensure reliability and data durability.</w:t>
+      <w:r>
+        <w:t>This approach reduced backend complexity while preserving real-time synchronization and ensuring that device state reflected actual hardware behavior.</w:t>
+      </w:r>
+    </w:p>
+    <w:p/>
+    <w:p>
+      <w:r>
+        <w:t>The architecture was designed to support integration with both primary and secondary data storage solutions to ensure reliability and data durability.</w:t>
       </w:r>
     </w:p>
     <w:sectPr>
-      <w:footerReference w:type="default" r:id="rId8"/>
-      <w:pgSz w:w="11906" w:h="16838"/>
+      <w:headerReference w:type="default" r:id="rId8"/>
+      <w:footerReference w:type="default" r:id="rId9"/>
+      <w:headerReference w:type="first" r:id="rId10"/>
+      <w:footerReference w:type="first" r:id="rId11"/>
+      <w:pgSz w:w="12240" w:h="15840"/>
       <w:pgMar w:top="1440" w:right="1440" w:bottom="1440" w:left="1440" w:header="708" w:footer="708" w:gutter="0"/>
-      <w:pgNumType w:start="2"/>
       <w:cols w:space="720"/>
+      <w:titlePg/>
       <w:docGrid w:linePitch="360"/>
     </w:sectPr>
   </w:body>
@@ -2623,38 +2911,61 @@
 
 <file path=word/footer1.xml><?xml version="1.0" encoding="utf-8"?>
 <w:ftr xmlns:wpc="http://schemas.microsoft.com/office/word/2010/wordprocessingCanvas" xmlns:cx="http://schemas.microsoft.com/office/drawing/2014/chartex" xmlns:cx1="http://schemas.microsoft.com/office/drawing/2015/9/8/chartex" xmlns:cx2="http://schemas.microsoft.com/office/drawing/2015/10/21/chartex" xmlns:cx3="http://schemas.microsoft.com/office/drawing/2016/5/9/chartex" xmlns:cx4="http://schemas.microsoft.com/office/drawing/2016/5/10/chartex" xmlns:cx5="http://schemas.microsoft.com/office/drawing/2016/5/11/chartex" xmlns:cx6="http://schemas.microsoft.com/office/drawing/2016/5/12/chartex" xmlns:cx7="http://schemas.microsoft.com/office/drawing/2016/5/13/chartex" xmlns:cx8="http://schemas.microsoft.com/office/drawing/2016/5/14/chartex" xmlns:mc="http://schemas.openxmlformats.org/markup-compatibility/2006" xmlns:aink="http://schemas.microsoft.com/office/drawing/2016/ink" xmlns:am3d="http://schemas.microsoft.com/office/drawing/2017/model3d" xmlns:o="urn:schemas-microsoft-com:office:office" xmlns:oel="http://schemas.microsoft.com/office/2019/extlst" xmlns:r="http://schemas.openxmlformats.org/officeDocument/2006/relationships" xmlns:m="http://schemas.openxmlformats.org/officeDocument/2006/math" xmlns:v="urn:schemas-microsoft-com:vml" xmlns:wp14="http://schemas.microsoft.com/office/word/2010/wordprocessingDrawing" xmlns:wp="http://schemas.openxmlformats.org/drawingml/2006/wordprocessingDrawing" xmlns:w10="urn:schemas-microsoft-com:office:word" xmlns:w="http://schemas.openxmlformats.org/wordprocessingml/2006/main" xmlns:w14="http://schemas.microsoft.com/office/word/2010/wordml" xmlns:w15="http://schemas.microsoft.com/office/word/2012/wordml" xmlns:w16cex="http://schemas.microsoft.com/office/word/2018/wordml/cex" xmlns:w16cid="http://schemas.microsoft.com/office/word/2016/wordml/cid" xmlns:w16="http://schemas.microsoft.com/office/word/2018/wordml" xmlns:w16du="http://schemas.microsoft.com/office/word/2023/wordml/word16du" xmlns:w16sdtdh="http://schemas.microsoft.com/office/word/2020/wordml/sdtdatahash" xmlns:w16sdtfl="http://schemas.microsoft.com/office/word/2024/wordml/sdtformatlock" xmlns:w16se="http://schemas.microsoft.com/office/word/2015/wordml/symex" xmlns:wpg="http://schemas.microsoft.com/office/word/2010/wordprocessingGroup" xmlns:wpi="http://schemas.microsoft.com/office/word/2010/wordprocessingInk" xmlns:wne="http://schemas.microsoft.com/office/word/2006/wordml" xmlns:wps="http://schemas.microsoft.com/office/word/2010/wordprocessingShape" mc:Ignorable="w14 w15 w16se w16cid w16 w16cex w16sdtdh w16sdtfl w16du wp14">
-  <w:p/>
-</w:ftr>
-</file>
-
-<file path=word/footer2.xml><?xml version="1.0" encoding="utf-8"?>
-<w:ftr xmlns:wpc="http://schemas.microsoft.com/office/word/2010/wordprocessingCanvas" xmlns:cx="http://schemas.microsoft.com/office/drawing/2014/chartex" xmlns:cx1="http://schemas.microsoft.com/office/drawing/2015/9/8/chartex" xmlns:cx2="http://schemas.microsoft.com/office/drawing/2015/10/21/chartex" xmlns:cx3="http://schemas.microsoft.com/office/drawing/2016/5/9/chartex" xmlns:cx4="http://schemas.microsoft.com/office/drawing/2016/5/10/chartex" xmlns:cx5="http://schemas.microsoft.com/office/drawing/2016/5/11/chartex" xmlns:cx6="http://schemas.microsoft.com/office/drawing/2016/5/12/chartex" xmlns:cx7="http://schemas.microsoft.com/office/drawing/2016/5/13/chartex" xmlns:cx8="http://schemas.microsoft.com/office/drawing/2016/5/14/chartex" xmlns:mc="http://schemas.openxmlformats.org/markup-compatibility/2006" xmlns:aink="http://schemas.microsoft.com/office/drawing/2016/ink" xmlns:am3d="http://schemas.microsoft.com/office/drawing/2017/model3d" xmlns:o="urn:schemas-microsoft-com:office:office" xmlns:oel="http://schemas.microsoft.com/office/2019/extlst" xmlns:r="http://schemas.openxmlformats.org/officeDocument/2006/relationships" xmlns:m="http://schemas.openxmlformats.org/officeDocument/2006/math" xmlns:v="urn:schemas-microsoft-com:vml" xmlns:wp14="http://schemas.microsoft.com/office/word/2010/wordprocessingDrawing" xmlns:wp="http://schemas.openxmlformats.org/drawingml/2006/wordprocessingDrawing" xmlns:w10="urn:schemas-microsoft-com:office:word" xmlns:w="http://schemas.openxmlformats.org/wordprocessingml/2006/main" xmlns:w14="http://schemas.microsoft.com/office/word/2010/wordml" xmlns:w15="http://schemas.microsoft.com/office/word/2012/wordml" xmlns:w16cex="http://schemas.microsoft.com/office/word/2018/wordml/cex" xmlns:w16cid="http://schemas.microsoft.com/office/word/2016/wordml/cid" xmlns:w16="http://schemas.microsoft.com/office/word/2018/wordml" xmlns:w16du="http://schemas.microsoft.com/office/word/2023/wordml/word16du" xmlns:w16sdtdh="http://schemas.microsoft.com/office/word/2020/wordml/sdtdatahash" xmlns:w16sdtfl="http://schemas.microsoft.com/office/word/2024/wordml/sdtformatlock" xmlns:w16se="http://schemas.microsoft.com/office/word/2015/wordml/symex" xmlns:wpg="http://schemas.microsoft.com/office/word/2010/wordprocessingGroup" xmlns:wpi="http://schemas.microsoft.com/office/word/2010/wordprocessingInk" xmlns:wne="http://schemas.microsoft.com/office/word/2006/wordml" xmlns:wps="http://schemas.microsoft.com/office/word/2010/wordprocessingShape" mc:Ignorable="w14 w15 w16se w16cid w16 w16cex w16sdtdh w16sdtfl w16du wp14">
   <w:p>
     <w:pPr>
       <w:jc w:val="center"/>
     </w:pPr>
     <w:r>
+      <w:rPr>
+        <w:color w:val="888888"/>
+        <w:sz w:val="18"/>
+        <w:szCs w:val="18"/>
+      </w:rPr>
       <w:fldChar w:fldCharType="begin"/>
     </w:r>
     <w:r>
+      <w:rPr>
+        <w:color w:val="888888"/>
+        <w:sz w:val="18"/>
+        <w:szCs w:val="18"/>
+      </w:rPr>
       <w:instrText>PAGE</w:instrText>
     </w:r>
     <w:r>
+      <w:rPr>
+        <w:color w:val="888888"/>
+        <w:sz w:val="18"/>
+        <w:szCs w:val="18"/>
+      </w:rPr>
       <w:fldChar w:fldCharType="separate"/>
     </w:r>
     <w:r>
       <w:rPr>
         <w:noProof/>
+        <w:color w:val="888888"/>
+        <w:sz w:val="18"/>
+        <w:szCs w:val="18"/>
       </w:rPr>
-      <w:t>3</w:t>
+      <w:t>2</w:t>
     </w:r>
     <w:r>
+      <w:rPr>
+        <w:color w:val="888888"/>
+        <w:sz w:val="18"/>
+        <w:szCs w:val="18"/>
+      </w:rPr>
       <w:fldChar w:fldCharType="end"/>
     </w:r>
   </w:p>
 </w:ftr>
 </file>
 
+<file path=word/footer2.xml><?xml version="1.0" encoding="utf-8"?>
+<w:ftr xmlns:wpc="http://schemas.microsoft.com/office/word/2010/wordprocessingCanvas" xmlns:cx="http://schemas.microsoft.com/office/drawing/2014/chartex" xmlns:cx1="http://schemas.microsoft.com/office/drawing/2015/9/8/chartex" xmlns:cx2="http://schemas.microsoft.com/office/drawing/2015/10/21/chartex" xmlns:cx3="http://schemas.microsoft.com/office/drawing/2016/5/9/chartex" xmlns:cx4="http://schemas.microsoft.com/office/drawing/2016/5/10/chartex" xmlns:cx5="http://schemas.microsoft.com/office/drawing/2016/5/11/chartex" xmlns:cx6="http://schemas.microsoft.com/office/drawing/2016/5/12/chartex" xmlns:cx7="http://schemas.microsoft.com/office/drawing/2016/5/13/chartex" xmlns:cx8="http://schemas.microsoft.com/office/drawing/2016/5/14/chartex" xmlns:mc="http://schemas.openxmlformats.org/markup-compatibility/2006" xmlns:aink="http://schemas.microsoft.com/office/drawing/2016/ink" xmlns:am3d="http://schemas.microsoft.com/office/drawing/2017/model3d" xmlns:o="urn:schemas-microsoft-com:office:office" xmlns:oel="http://schemas.microsoft.com/office/2019/extlst" xmlns:r="http://schemas.openxmlformats.org/officeDocument/2006/relationships" xmlns:m="http://schemas.openxmlformats.org/officeDocument/2006/math" xmlns:v="urn:schemas-microsoft-com:vml" xmlns:wp14="http://schemas.microsoft.com/office/word/2010/wordprocessingDrawing" xmlns:wp="http://schemas.openxmlformats.org/drawingml/2006/wordprocessingDrawing" xmlns:w10="urn:schemas-microsoft-com:office:word" xmlns:w="http://schemas.openxmlformats.org/wordprocessingml/2006/main" xmlns:w14="http://schemas.microsoft.com/office/word/2010/wordml" xmlns:w15="http://schemas.microsoft.com/office/word/2012/wordml" xmlns:w16cex="http://schemas.microsoft.com/office/word/2018/wordml/cex" xmlns:w16cid="http://schemas.microsoft.com/office/word/2016/wordml/cid" xmlns:w16="http://schemas.microsoft.com/office/word/2018/wordml" xmlns:w16du="http://schemas.microsoft.com/office/word/2023/wordml/word16du" xmlns:w16sdtdh="http://schemas.microsoft.com/office/word/2020/wordml/sdtdatahash" xmlns:w16sdtfl="http://schemas.microsoft.com/office/word/2024/wordml/sdtformatlock" xmlns:w16se="http://schemas.microsoft.com/office/word/2015/wordml/symex" xmlns:wpg="http://schemas.microsoft.com/office/word/2010/wordprocessingGroup" xmlns:wpi="http://schemas.microsoft.com/office/word/2010/wordprocessingInk" xmlns:wne="http://schemas.microsoft.com/office/word/2006/wordml" xmlns:wps="http://schemas.microsoft.com/office/word/2010/wordprocessingShape" mc:Ignorable="w14 w15 w16se w16cid w16 w16cex w16sdtdh w16sdtfl w16du wp14">
+  <w:p/>
+</w:ftr>
+</file>
+
 <file path=word/footnotes.xml><?xml version="1.0" encoding="utf-8"?>
 <w:footnotes xmlns:wpc="http://schemas.microsoft.com/office/word/2010/wordprocessingCanvas" xmlns:cx="http://schemas.microsoft.com/office/drawing/2014/chartex" xmlns:cx1="http://schemas.microsoft.com/office/drawing/2015/9/8/chartex" xmlns:cx2="http://schemas.microsoft.com/office/drawing/2015/10/21/chartex" xmlns:cx3="http://schemas.microsoft.com/office/drawing/2016/5/9/chartex" xmlns:cx4="http://schemas.microsoft.com/office/drawing/2016/5/10/chartex" xmlns:cx5="http://schemas.microsoft.com/office/drawing/2016/5/11/chartex" xmlns:cx6="http://schemas.microsoft.com/office/drawing/2016/5/12/chartex" xmlns:cx7="http://schemas.microsoft.com/office/drawing/2016/5/13/chartex" xmlns:cx8="http://schemas.microsoft.com/office/drawing/2016/5/14/chartex" xmlns:mc="http://schemas.openxmlformats.org/markup-compatibility/2006" xmlns:aink="http://schemas.microsoft.com/office/drawing/2016/ink" xmlns:am3d="http://schemas.microsoft.com/office/drawing/2017/model3d" xmlns:o="urn:schemas-microsoft-com:office:office" xmlns:oel="http://schemas.microsoft.com/office/2019/extlst" xmlns:r="http://schemas.openxmlformats.org/officeDocument/2006/relationships" xmlns:m="http://schemas.openxmlformats.org/officeDocument/2006/math" xmlns:v="urn:schemas-microsoft-com:vml" xmlns:wp14="http://schemas.microsoft.com/office/word/2010/wordprocessingDrawing" xmlns:wp="http://schemas.openxmlformats.org/drawingml/2006/wordprocessingDrawing" xmlns:w10="urn:schemas-microsoft-com:office:word" xmlns:w="http://schemas.openxmlformats.org/wordprocessingml/2006/main" xmlns:w14="http://schemas.microsoft.com/office/word/2010/wordml" xmlns:w15="http://schemas.microsoft.com/office/word/2012/wordml" xmlns:w16cex="http://schemas.microsoft.com/office/word/2018/wordml/cex" xmlns:w16cid="http://schemas.microsoft.com/office/word/2016/wordml/cid" xmlns:w16="http://schemas.microsoft.com/office/word/2018/wordml" xmlns:w16du="http://schemas.microsoft.com/office/word/2023/wordml/word16du" xmlns:w16sdtdh="http://schemas.microsoft.com/office/word/2020/wordml/sdtdatahash" xmlns:w16sdtfl="http://schemas.microsoft.com/office/word/2024/wordml/sdtformatlock" xmlns:w16se="http://schemas.microsoft.com/office/word/2015/wordml/symex" xmlns:wpg="http://schemas.microsoft.com/office/word/2010/wordprocessingGroup" xmlns:wpi="http://schemas.microsoft.com/office/word/2010/wordprocessingInk" xmlns:wne="http://schemas.microsoft.com/office/word/2006/wordml" xmlns:wps="http://schemas.microsoft.com/office/word/2010/wordprocessingShape" mc:Ignorable="w14 w15 w16se w16cid w16 w16cex w16sdtdh w16sdtfl w16du wp14">
   <w:footnote w:type="separator" w:id="-1">
@@ -2672,15 +2983,95 @@
     </w:p>
   </w:footnote>
 </w:footnotes>
+</file>
+
+<file path=word/header1.xml><?xml version="1.0" encoding="utf-8"?>
+<w:hdr xmlns:wpc="http://schemas.microsoft.com/office/word/2010/wordprocessingCanvas" xmlns:cx="http://schemas.microsoft.com/office/drawing/2014/chartex" xmlns:cx1="http://schemas.microsoft.com/office/drawing/2015/9/8/chartex" xmlns:cx2="http://schemas.microsoft.com/office/drawing/2015/10/21/chartex" xmlns:cx3="http://schemas.microsoft.com/office/drawing/2016/5/9/chartex" xmlns:cx4="http://schemas.microsoft.com/office/drawing/2016/5/10/chartex" xmlns:cx5="http://schemas.microsoft.com/office/drawing/2016/5/11/chartex" xmlns:cx6="http://schemas.microsoft.com/office/drawing/2016/5/12/chartex" xmlns:cx7="http://schemas.microsoft.com/office/drawing/2016/5/13/chartex" xmlns:cx8="http://schemas.microsoft.com/office/drawing/2016/5/14/chartex" xmlns:mc="http://schemas.openxmlformats.org/markup-compatibility/2006" xmlns:aink="http://schemas.microsoft.com/office/drawing/2016/ink" xmlns:am3d="http://schemas.microsoft.com/office/drawing/2017/model3d" xmlns:o="urn:schemas-microsoft-com:office:office" xmlns:oel="http://schemas.microsoft.com/office/2019/extlst" xmlns:r="http://schemas.openxmlformats.org/officeDocument/2006/relationships" xmlns:m="http://schemas.openxmlformats.org/officeDocument/2006/math" xmlns:v="urn:schemas-microsoft-com:vml" xmlns:wp14="http://schemas.microsoft.com/office/word/2010/wordprocessingDrawing" xmlns:wp="http://schemas.openxmlformats.org/drawingml/2006/wordprocessingDrawing" xmlns:w10="urn:schemas-microsoft-com:office:word" xmlns:w="http://schemas.openxmlformats.org/wordprocessingml/2006/main" xmlns:w14="http://schemas.microsoft.com/office/word/2010/wordml" xmlns:w15="http://schemas.microsoft.com/office/word/2012/wordml" xmlns:w16cex="http://schemas.microsoft.com/office/word/2018/wordml/cex" xmlns:w16cid="http://schemas.microsoft.com/office/word/2016/wordml/cid" xmlns:w16="http://schemas.microsoft.com/office/word/2018/wordml" xmlns:w16du="http://schemas.microsoft.com/office/word/2023/wordml/word16du" xmlns:w16sdtdh="http://schemas.microsoft.com/office/word/2020/wordml/sdtdatahash" xmlns:w16sdtfl="http://schemas.microsoft.com/office/word/2024/wordml/sdtformatlock" xmlns:w16se="http://schemas.microsoft.com/office/word/2015/wordml/symex" xmlns:wpg="http://schemas.microsoft.com/office/word/2010/wordprocessingGroup" xmlns:wpi="http://schemas.microsoft.com/office/word/2010/wordprocessingInk" xmlns:wne="http://schemas.microsoft.com/office/word/2006/wordml" xmlns:wps="http://schemas.microsoft.com/office/word/2010/wordprocessingShape" mc:Ignorable="w14 w15 w16se w16cid w16 w16cex w16sdtdh w16sdtfl w16du wp14">
+  <w:p>
+    <w:pPr>
+      <w:pBdr>
+        <w:bottom w:val="single" w:sz="4" w:space="1" w:color="2E4057"/>
+      </w:pBdr>
+    </w:pPr>
+    <w:r>
+      <w:rPr>
+        <w:color w:val="888888"/>
+        <w:sz w:val="18"/>
+        <w:szCs w:val="18"/>
+      </w:rPr>
+      <w:t>Interactive House — SG1 Server &amp; Database</w:t>
+    </w:r>
+  </w:p>
+</w:hdr>
+</file>
+
+<file path=word/header2.xml><?xml version="1.0" encoding="utf-8"?>
+<w:hdr xmlns:wpc="http://schemas.microsoft.com/office/word/2010/wordprocessingCanvas" xmlns:cx="http://schemas.microsoft.com/office/drawing/2014/chartex" xmlns:cx1="http://schemas.microsoft.com/office/drawing/2015/9/8/chartex" xmlns:cx2="http://schemas.microsoft.com/office/drawing/2015/10/21/chartex" xmlns:cx3="http://schemas.microsoft.com/office/drawing/2016/5/9/chartex" xmlns:cx4="http://schemas.microsoft.com/office/drawing/2016/5/10/chartex" xmlns:cx5="http://schemas.microsoft.com/office/drawing/2016/5/11/chartex" xmlns:cx6="http://schemas.microsoft.com/office/drawing/2016/5/12/chartex" xmlns:cx7="http://schemas.microsoft.com/office/drawing/2016/5/13/chartex" xmlns:cx8="http://schemas.microsoft.com/office/drawing/2016/5/14/chartex" xmlns:mc="http://schemas.openxmlformats.org/markup-compatibility/2006" xmlns:aink="http://schemas.microsoft.com/office/drawing/2016/ink" xmlns:am3d="http://schemas.microsoft.com/office/drawing/2017/model3d" xmlns:o="urn:schemas-microsoft-com:office:office" xmlns:oel="http://schemas.microsoft.com/office/2019/extlst" xmlns:r="http://schemas.openxmlformats.org/officeDocument/2006/relationships" xmlns:m="http://schemas.openxmlformats.org/officeDocument/2006/math" xmlns:v="urn:schemas-microsoft-com:vml" xmlns:wp14="http://schemas.microsoft.com/office/word/2010/wordprocessingDrawing" xmlns:wp="http://schemas.openxmlformats.org/drawingml/2006/wordprocessingDrawing" xmlns:w10="urn:schemas-microsoft-com:office:word" xmlns:w="http://schemas.openxmlformats.org/wordprocessingml/2006/main" xmlns:w14="http://schemas.microsoft.com/office/word/2010/wordml" xmlns:w15="http://schemas.microsoft.com/office/word/2012/wordml" xmlns:w16cex="http://schemas.microsoft.com/office/word/2018/wordml/cex" xmlns:w16cid="http://schemas.microsoft.com/office/word/2016/wordml/cid" xmlns:w16="http://schemas.microsoft.com/office/word/2018/wordml" xmlns:w16du="http://schemas.microsoft.com/office/word/2023/wordml/word16du" xmlns:w16sdtdh="http://schemas.microsoft.com/office/word/2020/wordml/sdtdatahash" xmlns:w16sdtfl="http://schemas.microsoft.com/office/word/2024/wordml/sdtformatlock" xmlns:w16se="http://schemas.microsoft.com/office/word/2015/wordml/symex" xmlns:wpg="http://schemas.microsoft.com/office/word/2010/wordprocessingGroup" xmlns:wpi="http://schemas.microsoft.com/office/word/2010/wordprocessingInk" xmlns:wne="http://schemas.microsoft.com/office/word/2006/wordml" xmlns:wps="http://schemas.microsoft.com/office/word/2010/wordprocessingShape" mc:Ignorable="w14 w15 w16se w16cid w16 w16cex w16sdtdh w16sdtfl w16du wp14">
+  <w:p/>
+</w:hdr>
 </file>
 
 <file path=word/numbering.xml><?xml version="1.0" encoding="utf-8"?>
 <w:numbering xmlns:wpc="http://schemas.microsoft.com/office/word/2010/wordprocessingCanvas" xmlns:cx="http://schemas.microsoft.com/office/drawing/2014/chartex" xmlns:cx1="http://schemas.microsoft.com/office/drawing/2015/9/8/chartex" xmlns:cx2="http://schemas.microsoft.com/office/drawing/2015/10/21/chartex" xmlns:cx3="http://schemas.microsoft.com/office/drawing/2016/5/9/chartex" xmlns:cx4="http://schemas.microsoft.com/office/drawing/2016/5/10/chartex" xmlns:cx5="http://schemas.microsoft.com/office/drawing/2016/5/11/chartex" xmlns:cx6="http://schemas.microsoft.com/office/drawing/2016/5/12/chartex" xmlns:cx7="http://schemas.microsoft.com/office/drawing/2016/5/13/chartex" xmlns:cx8="http://schemas.microsoft.com/office/drawing/2016/5/14/chartex" xmlns:mc="http://schemas.openxmlformats.org/markup-compatibility/2006" xmlns:aink="http://schemas.microsoft.com/office/drawing/2016/ink" xmlns:am3d="http://schemas.microsoft.com/office/drawing/2017/model3d" xmlns:o="urn:schemas-microsoft-com:office:office" xmlns:oel="http://schemas.microsoft.com/office/2019/extlst" xmlns:r="http://schemas.openxmlformats.org/officeDocument/2006/relationships" xmlns:m="http://schemas.openxmlformats.org/officeDocument/2006/math" xmlns:v="urn:schemas-microsoft-com:vml" xmlns:wp14="http://schemas.microsoft.com/office/word/2010/wordprocessingDrawing" xmlns:wp="http://schemas.openxmlformats.org/drawingml/2006/wordprocessingDrawing" xmlns:w10="urn:schemas-microsoft-com:office:word" xmlns:w="http://schemas.openxmlformats.org/wordprocessingml/2006/main" xmlns:w14="http://schemas.microsoft.com/office/word/2010/wordml" xmlns:w15="http://schemas.microsoft.com/office/word/2012/wordml" xmlns:w16cex="http://schemas.microsoft.com/office/word/2018/wordml/cex" xmlns:w16cid="http://schemas.microsoft.com/office/word/2016/wordml/cid" xmlns:w16="http://schemas.microsoft.com/office/word/2018/wordml" xmlns:w16du="http://schemas.microsoft.com/office/word/2023/wordml/word16du" xmlns:w16sdtdh="http://schemas.microsoft.com/office/word/2020/wordml/sdtdatahash" xmlns:w16sdtfl="http://schemas.microsoft.com/office/word/2024/wordml/sdtformatlock" xmlns:w16se="http://schemas.microsoft.com/office/word/2015/wordml/symex" xmlns:wpg="http://schemas.microsoft.com/office/word/2010/wordprocessingGroup" xmlns:wpi="http://schemas.microsoft.com/office/word/2010/wordprocessingInk" xmlns:wne="http://schemas.microsoft.com/office/word/2006/wordml" xmlns:wps="http://schemas.microsoft.com/office/word/2010/wordprocessingShape" mc:Ignorable="w14 w15 w16se w16cid w16 w16cex w16sdtdh w16sdtfl w16du wp14">
   <w:abstractNum w:abstractNumId="0" w15:restartNumberingAfterBreak="0">
-    <w:nsid w:val="334816B5"/>
+    <w:nsid w:val="0C8F0127"/>
     <w:multiLevelType w:val="hybridMultilevel"/>
-    <w:tmpl w:val="A52E7530"/>
-    <w:lvl w:ilvl="0" w:tplc="4DFAD46A">
+    <w:tmpl w:val="C6D44916"/>
+    <w:lvl w:ilvl="0" w:tplc="1D301984">
+      <w:start w:val="1"/>
+      <w:numFmt w:val="bullet"/>
+      <w:lvlText w:val="•"/>
+      <w:lvlJc w:val="left"/>
+      <w:pPr>
+        <w:ind w:left="720" w:hanging="360"/>
+      </w:pPr>
+    </w:lvl>
+    <w:lvl w:ilvl="1" w:tplc="3F446852">
+      <w:numFmt w:val="decimal"/>
+      <w:lvlText w:val=""/>
+      <w:lvlJc w:val="left"/>
+    </w:lvl>
+    <w:lvl w:ilvl="2" w:tplc="A93A9D86">
+      <w:numFmt w:val="decimal"/>
+      <w:lvlText w:val=""/>
+      <w:lvlJc w:val="left"/>
+    </w:lvl>
+    <w:lvl w:ilvl="3" w:tplc="A8B6D3D8">
+      <w:numFmt w:val="decimal"/>
+      <w:lvlText w:val=""/>
+      <w:lvlJc w:val="left"/>
+    </w:lvl>
+    <w:lvl w:ilvl="4" w:tplc="C3DA0AFC">
+      <w:numFmt w:val="decimal"/>
+      <w:lvlText w:val=""/>
+      <w:lvlJc w:val="left"/>
+    </w:lvl>
+    <w:lvl w:ilvl="5" w:tplc="C144F396">
+      <w:numFmt w:val="decimal"/>
+      <w:lvlText w:val=""/>
+      <w:lvlJc w:val="left"/>
+    </w:lvl>
+    <w:lvl w:ilvl="6" w:tplc="522E0432">
+      <w:numFmt w:val="decimal"/>
+      <w:lvlText w:val=""/>
+      <w:lvlJc w:val="left"/>
+    </w:lvl>
+    <w:lvl w:ilvl="7" w:tplc="4DF87B10">
+      <w:numFmt w:val="decimal"/>
+      <w:lvlText w:val=""/>
+      <w:lvlJc w:val="left"/>
+    </w:lvl>
+    <w:lvl w:ilvl="8" w:tplc="8A043244">
+      <w:numFmt w:val="decimal"/>
+      <w:lvlText w:val=""/>
+      <w:lvlJc w:val="left"/>
+    </w:lvl>
+  </w:abstractNum>
+  <w:abstractNum w:abstractNumId="1" w15:restartNumberingAfterBreak="0">
+    <w:nsid w:val="1C8F48E1"/>
+    <w:multiLevelType w:val="hybridMultilevel"/>
+    <w:tmpl w:val="21F635FE"/>
+    <w:lvl w:ilvl="0" w:tplc="AED47F58">
       <w:start w:val="1"/>
       <w:numFmt w:val="bullet"/>
       <w:lvlText w:val="●"/>
@@ -2689,7 +3080,7 @@
         <w:ind w:left="720" w:hanging="360"/>
       </w:pPr>
     </w:lvl>
-    <w:lvl w:ilvl="1" w:tplc="859C3C5C">
+    <w:lvl w:ilvl="1" w:tplc="F86E4DC0">
       <w:start w:val="1"/>
       <w:numFmt w:val="bullet"/>
       <w:lvlText w:val="○"/>
@@ -2698,7 +3089,7 @@
         <w:ind w:left="1440" w:hanging="360"/>
       </w:pPr>
     </w:lvl>
-    <w:lvl w:ilvl="2" w:tplc="283249D4">
+    <w:lvl w:ilvl="2" w:tplc="3CD4E342">
       <w:start w:val="1"/>
       <w:numFmt w:val="bullet"/>
       <w:lvlText w:val="■"/>
@@ -2707,7 +3098,7 @@
         <w:ind w:left="2160" w:hanging="360"/>
       </w:pPr>
     </w:lvl>
-    <w:lvl w:ilvl="3" w:tplc="DA5A31E6">
+    <w:lvl w:ilvl="3" w:tplc="0E80AB06">
       <w:start w:val="1"/>
       <w:numFmt w:val="bullet"/>
       <w:lvlText w:val="●"/>
@@ -2716,7 +3107,7 @@
         <w:ind w:left="2880" w:hanging="360"/>
       </w:pPr>
     </w:lvl>
-    <w:lvl w:ilvl="4" w:tplc="C7F0ED6A">
+    <w:lvl w:ilvl="4" w:tplc="A64C3364">
       <w:start w:val="1"/>
       <w:numFmt w:val="bullet"/>
       <w:lvlText w:val="○"/>
@@ -2725,7 +3116,7 @@
         <w:ind w:left="3600" w:hanging="360"/>
       </w:pPr>
     </w:lvl>
-    <w:lvl w:ilvl="5" w:tplc="9F7E0C4C">
+    <w:lvl w:ilvl="5" w:tplc="D464AC8A">
       <w:start w:val="1"/>
       <w:numFmt w:val="bullet"/>
       <w:lvlText w:val="■"/>
@@ -2734,7 +3125,7 @@
         <w:ind w:left="4320" w:hanging="360"/>
       </w:pPr>
     </w:lvl>
-    <w:lvl w:ilvl="6" w:tplc="FF76212C">
+    <w:lvl w:ilvl="6" w:tplc="CD3E7190">
       <w:start w:val="1"/>
       <w:numFmt w:val="bullet"/>
       <w:lvlText w:val="●"/>
@@ -2743,7 +3134,7 @@
         <w:ind w:left="5040" w:hanging="360"/>
       </w:pPr>
     </w:lvl>
-    <w:lvl w:ilvl="7" w:tplc="17C06016">
+    <w:lvl w:ilvl="7" w:tplc="0F32576E">
       <w:start w:val="1"/>
       <w:numFmt w:val="bullet"/>
       <w:lvlText w:val="●"/>
@@ -2752,7 +3143,7 @@
         <w:ind w:left="5760" w:hanging="360"/>
       </w:pPr>
     </w:lvl>
-    <w:lvl w:ilvl="8" w:tplc="98CA1D6C">
+    <w:lvl w:ilvl="8" w:tplc="B09E28D2">
       <w:start w:val="1"/>
       <w:numFmt w:val="bullet"/>
       <w:lvlText w:val="●"/>
@@ -2762,62 +3153,8 @@
       </w:pPr>
     </w:lvl>
   </w:abstractNum>
-  <w:abstractNum w:abstractNumId="1" w15:restartNumberingAfterBreak="0">
-    <w:nsid w:val="36470569"/>
-    <w:multiLevelType w:val="hybridMultilevel"/>
-    <w:tmpl w:val="7DF45636"/>
-    <w:lvl w:ilvl="0" w:tplc="EB0CEAF6">
-      <w:start w:val="1"/>
-      <w:numFmt w:val="bullet"/>
-      <w:lvlText w:val="•"/>
-      <w:lvlJc w:val="left"/>
-      <w:pPr>
-        <w:ind w:left="720" w:hanging="360"/>
-      </w:pPr>
-    </w:lvl>
-    <w:lvl w:ilvl="1" w:tplc="6F9898A6">
-      <w:numFmt w:val="decimal"/>
-      <w:lvlText w:val=""/>
-      <w:lvlJc w:val="left"/>
-    </w:lvl>
-    <w:lvl w:ilvl="2" w:tplc="93C21264">
-      <w:numFmt w:val="decimal"/>
-      <w:lvlText w:val=""/>
-      <w:lvlJc w:val="left"/>
-    </w:lvl>
-    <w:lvl w:ilvl="3" w:tplc="FDFC2F50">
-      <w:numFmt w:val="decimal"/>
-      <w:lvlText w:val=""/>
-      <w:lvlJc w:val="left"/>
-    </w:lvl>
-    <w:lvl w:ilvl="4" w:tplc="8E025694">
-      <w:numFmt w:val="decimal"/>
-      <w:lvlText w:val=""/>
-      <w:lvlJc w:val="left"/>
-    </w:lvl>
-    <w:lvl w:ilvl="5" w:tplc="C5FABD26">
-      <w:numFmt w:val="decimal"/>
-      <w:lvlText w:val=""/>
-      <w:lvlJc w:val="left"/>
-    </w:lvl>
-    <w:lvl w:ilvl="6" w:tplc="002E2664">
-      <w:numFmt w:val="decimal"/>
-      <w:lvlText w:val=""/>
-      <w:lvlJc w:val="left"/>
-    </w:lvl>
-    <w:lvl w:ilvl="7" w:tplc="4D3A0D10">
-      <w:numFmt w:val="decimal"/>
-      <w:lvlText w:val=""/>
-      <w:lvlJc w:val="left"/>
-    </w:lvl>
-    <w:lvl w:ilvl="8" w:tplc="97D66684">
-      <w:numFmt w:val="decimal"/>
-      <w:lvlText w:val=""/>
-      <w:lvlJc w:val="left"/>
-    </w:lvl>
-  </w:abstractNum>
-  <w:num w:numId="1" w16cid:durableId="1264071814">
-    <w:abstractNumId w:val="0"/>
+  <w:num w:numId="1" w16cid:durableId="1248344829">
+    <w:abstractNumId w:val="1"/>
     <w:lvlOverride w:ilvl="0">
       <w:startOverride w:val="1"/>
     </w:lvlOverride>
@@ -2831,6 +3168,8 @@
     <w:rPrDefault>
       <w:rPr>
         <w:rFonts w:ascii="Arial" w:eastAsia="Arial" w:hAnsi="Arial" w:cs="Arial"/>
+        <w:sz w:val="22"/>
+        <w:szCs w:val="22"/>
         <w:lang w:val="en-SE" w:eastAsia="en-GB" w:bidi="ar-SA"/>
       </w:rPr>
     </w:rPrDefault>
@@ -3223,14 +3562,15 @@
     <w:uiPriority w:val="9"/>
     <w:qFormat/>
     <w:pPr>
-      <w:spacing w:before="240" w:after="120"/>
+      <w:spacing w:before="300" w:after="200"/>
       <w:outlineLvl w:val="0"/>
     </w:pPr>
     <w:rPr>
       <w:b/>
       <w:bCs/>
-      <w:sz w:val="32"/>
-      <w:szCs w:val="32"/>
+      <w:color w:val="2E4057"/>
+      <w:sz w:val="36"/>
+      <w:szCs w:val="36"/>
     </w:rPr>
   </w:style>
   <w:style w:type="paragraph" w:styleId="Heading2">
@@ -3239,12 +3579,13 @@
     <w:unhideWhenUsed/>
     <w:qFormat/>
     <w:pPr>
-      <w:spacing w:before="200" w:after="100"/>
+      <w:spacing w:before="240" w:after="160"/>
       <w:outlineLvl w:val="1"/>
     </w:pPr>
     <w:rPr>
       <w:b/>
       <w:bCs/>
+      <w:color w:val="2E4057"/>
       <w:sz w:val="28"/>
       <w:szCs w:val="28"/>
     </w:rPr>
@@ -3255,12 +3596,13 @@
     <w:unhideWhenUsed/>
     <w:qFormat/>
     <w:pPr>
-      <w:spacing w:before="160" w:after="80"/>
+      <w:spacing w:before="180" w:after="120"/>
       <w:outlineLvl w:val="2"/>
     </w:pPr>
     <w:rPr>
       <w:b/>
       <w:bCs/>
+      <w:color w:val="2E4057"/>
       <w:sz w:val="24"/>
       <w:szCs w:val="24"/>
     </w:rPr>
@@ -3378,6 +3720,10 @@
     <w:uiPriority w:val="99"/>
     <w:semiHidden/>
     <w:unhideWhenUsed/>
+    <w:rPr>
+      <w:sz w:val="20"/>
+      <w:szCs w:val="20"/>
+    </w:rPr>
   </w:style>
   <w:style w:type="character" w:customStyle="1" w:styleId="FootnoteTextChar">
     <w:name w:val="Footnote Text Char"/>
@@ -3405,6 +3751,10 @@
     <w:uiPriority w:val="99"/>
     <w:semiHidden/>
     <w:unhideWhenUsed/>
+    <w:rPr>
+      <w:sz w:val="20"/>
+      <w:szCs w:val="20"/>
+    </w:rPr>
   </w:style>
   <w:style w:type="character" w:customStyle="1" w:styleId="EndnoteTextChar">
     <w:name w:val="Endnote Text Char"/>
@@ -3417,43 +3767,62 @@
       <w:szCs w:val="20"/>
     </w:rPr>
   </w:style>
+  <w:style w:type="paragraph" w:styleId="TOCHeading">
+    <w:name w:val="TOC Heading"/>
+    <w:basedOn w:val="Heading1"/>
+    <w:uiPriority w:val="39"/>
+    <w:semiHidden/>
+    <w:unhideWhenUsed/>
+    <w:pPr>
+      <w:spacing w:after="0"/>
+    </w:pPr>
+    <w:rPr>
+      <w:sz w:val="28"/>
+    </w:rPr>
+  </w:style>
   <w:style w:type="paragraph" w:styleId="TOC1">
     <w:name w:val="toc 1"/>
-    <w:basedOn w:val="Normal"/>
-    <w:next w:val="Normal"/>
-    <w:autoRedefine/>
     <w:uiPriority w:val="39"/>
     <w:unhideWhenUsed/>
-    <w:rsid w:val="005C0BC9"/>
     <w:pPr>
-      <w:spacing w:after="100"/>
+      <w:tabs>
+        <w:tab w:val="right" w:leader="dot" w:pos="9360"/>
+      </w:tabs>
+      <w:spacing w:before="60" w:after="60"/>
     </w:pPr>
+    <w:rPr>
+      <w:b/>
+    </w:rPr>
   </w:style>
   <w:style w:type="paragraph" w:styleId="TOC2">
     <w:name w:val="toc 2"/>
-    <w:basedOn w:val="Normal"/>
-    <w:next w:val="Normal"/>
-    <w:autoRedefine/>
     <w:uiPriority w:val="39"/>
     <w:unhideWhenUsed/>
-    <w:rsid w:val="005C0BC9"/>
     <w:pPr>
-      <w:spacing w:after="100"/>
-      <w:ind w:left="200"/>
+      <w:tabs>
+        <w:tab w:val="right" w:leader="dot" w:pos="9360"/>
+      </w:tabs>
+      <w:spacing w:before="40" w:after="40"/>
+      <w:ind w:left="220"/>
     </w:pPr>
+    <w:rPr>
+      <w:sz w:val="20"/>
+    </w:rPr>
   </w:style>
   <w:style w:type="paragraph" w:styleId="TOC3">
     <w:name w:val="toc 3"/>
-    <w:basedOn w:val="Normal"/>
-    <w:next w:val="Normal"/>
-    <w:autoRedefine/>
     <w:uiPriority w:val="39"/>
     <w:unhideWhenUsed/>
-    <w:rsid w:val="005C0BC9"/>
     <w:pPr>
-      <w:spacing w:after="100"/>
-      <w:ind w:left="400"/>
+      <w:tabs>
+        <w:tab w:val="right" w:leader="dot" w:pos="9360"/>
+      </w:tabs>
+      <w:spacing w:before="30" w:after="30"/>
+      <w:ind w:left="440"/>
     </w:pPr>
+    <w:rPr>
+      <w:sz w:val="20"/>
+    </w:rPr>
   </w:style>
 </w:styles>
 </file>
